--- a/diploma/documents/Практика/Соломенников_Николай_Александрович_Отзыв_руководителя_практики.docx
+++ b/diploma/documents/Практика/Соломенников_Николай_Александрович_Отзыв_руководителя_практики.docx
@@ -1,15 +1,14 @@
 
 <file path=word/document.xml><?xml version="1.0" encoding="utf-8"?>
-<w:document xmlns:o="urn:schemas-microsoft-com:office:office" xmlns:r="http://schemas.openxmlformats.org/officeDocument/2006/relationships" xmlns:v="urn:schemas-microsoft-com:vml" xmlns:w="http://schemas.openxmlformats.org/wordprocessingml/2006/main" xmlns:w10="urn:schemas-microsoft-com:office:word" xmlns:wp="http://schemas.openxmlformats.org/drawingml/2006/wordprocessingDrawing" xmlns:pic="http://schemas.openxmlformats.org/drawingml/2006/picture" xmlns:wps="http://schemas.microsoft.com/office/word/2010/wordprocessingShape" xmlns:wpg="http://schemas.microsoft.com/office/word/2010/wordprocessingGroup" xmlns:mc="http://schemas.openxmlformats.org/markup-compatibility/2006" xmlns:wp14="http://schemas.microsoft.com/office/word/2010/wordprocessingDrawing" xmlns:w14="http://schemas.microsoft.com/office/word/2010/wordml" xmlns:w15="http://schemas.microsoft.com/office/word/2012/wordml" mc:Ignorable="w14 wp14 w15">
+<w:document xmlns:wpc="http://schemas.microsoft.com/office/word/2010/wordprocessingCanvas" xmlns:cx="http://schemas.microsoft.com/office/drawing/2014/chartex" xmlns:cx1="http://schemas.microsoft.com/office/drawing/2015/9/8/chartex" xmlns:cx2="http://schemas.microsoft.com/office/drawing/2015/10/21/chartex" xmlns:cx3="http://schemas.microsoft.com/office/drawing/2016/5/9/chartex" xmlns:cx4="http://schemas.microsoft.com/office/drawing/2016/5/10/chartex" xmlns:cx5="http://schemas.microsoft.com/office/drawing/2016/5/11/chartex" xmlns:cx6="http://schemas.microsoft.com/office/drawing/2016/5/12/chartex" xmlns:cx7="http://schemas.microsoft.com/office/drawing/2016/5/13/chartex" xmlns:cx8="http://schemas.microsoft.com/office/drawing/2016/5/14/chartex" xmlns:mc="http://schemas.openxmlformats.org/markup-compatibility/2006" xmlns:aink="http://schemas.microsoft.com/office/drawing/2016/ink" xmlns:am3d="http://schemas.microsoft.com/office/drawing/2017/model3d" xmlns:o="urn:schemas-microsoft-com:office:office" xmlns:oel="http://schemas.microsoft.com/office/2019/extlst" xmlns:r="http://schemas.openxmlformats.org/officeDocument/2006/relationships" xmlns:m="http://schemas.openxmlformats.org/officeDocument/2006/math" xmlns:v="urn:schemas-microsoft-com:vml" xmlns:wp14="http://schemas.microsoft.com/office/word/2010/wordprocessingDrawing" xmlns:wp="http://schemas.openxmlformats.org/drawingml/2006/wordprocessingDrawing" xmlns:w10="urn:schemas-microsoft-com:office:word" xmlns:w="http://schemas.openxmlformats.org/wordprocessingml/2006/main" xmlns:w14="http://schemas.microsoft.com/office/word/2010/wordml" xmlns:w15="http://schemas.microsoft.com/office/word/2012/wordml" xmlns:w16cex="http://schemas.microsoft.com/office/word/2018/wordml/cex" xmlns:w16cid="http://schemas.microsoft.com/office/word/2016/wordml/cid" xmlns:w16="http://schemas.microsoft.com/office/word/2018/wordml" xmlns:w16sdtdh="http://schemas.microsoft.com/office/word/2020/wordml/sdtdatahash" xmlns:w16se="http://schemas.microsoft.com/office/word/2015/wordml/symex" xmlns:wpg="http://schemas.microsoft.com/office/word/2010/wordprocessingGroup" xmlns:wpi="http://schemas.microsoft.com/office/word/2010/wordprocessingInk" xmlns:wne="http://schemas.microsoft.com/office/word/2006/wordml" xmlns:wps="http://schemas.microsoft.com/office/word/2010/wordprocessingShape" mc:Ignorable="w14 w15 w16se w16cid w16 w16cex w16sdtdh wp14">
   <w:body>
     <w:p>
       <w:pPr>
-        <w:pStyle w:val="Normal"/>
-        <w:keepNext w:val="true"/>
-        <w:spacing w:before="0" w:after="0"/>
+        <w:keepNext/>
+        <w:spacing w:after="0"/>
         <w:jc w:val="center"/>
         <w:rPr>
-          <w:rFonts w:ascii="Times New Roman" w:hAnsi="Times New Roman" w:eastAsia="SimSun" w:cs="Times New Roman"/>
+          <w:rFonts w:ascii="Times New Roman" w:eastAsia="SimSun" w:hAnsi="Times New Roman" w:cs="Times New Roman"/>
           <w:b/>
           <w:iCs/>
           <w:caps/>
@@ -18,7 +17,7 @@
       </w:pPr>
       <w:r>
         <w:rPr>
-          <w:rFonts w:eastAsia="SimSun" w:cs="Times New Roman" w:ascii="Times New Roman" w:hAnsi="Times New Roman"/>
+          <w:rFonts w:ascii="Times New Roman" w:eastAsia="SimSun" w:hAnsi="Times New Roman" w:cs="Times New Roman"/>
           <w:b/>
           <w:iCs/>
           <w:caps/>
@@ -28,7 +27,7 @@
       </w:r>
       <w:r>
         <w:rPr>
-          <w:rFonts w:eastAsia="SimSun" w:cs="Times New Roman" w:ascii="Times New Roman" w:hAnsi="Times New Roman"/>
+          <w:rFonts w:ascii="Times New Roman" w:eastAsia="SimSun" w:hAnsi="Times New Roman" w:cs="Times New Roman"/>
           <w:b/>
           <w:iCs/>
           <w:caps/>
@@ -38,7 +37,7 @@
       </w:r>
       <w:r>
         <w:rPr>
-          <w:rFonts w:eastAsia="SimSun" w:cs="Times New Roman" w:ascii="Times New Roman" w:hAnsi="Times New Roman"/>
+          <w:rFonts w:ascii="Times New Roman" w:eastAsia="SimSun" w:hAnsi="Times New Roman" w:cs="Times New Roman"/>
           <w:b/>
           <w:iCs/>
           <w:caps/>
@@ -49,12 +48,11 @@
     </w:p>
     <w:p>
       <w:pPr>
-        <w:pStyle w:val="Normal"/>
-        <w:keepNext w:val="true"/>
-        <w:spacing w:before="0" w:after="0"/>
+        <w:keepNext/>
+        <w:spacing w:after="0"/>
         <w:jc w:val="center"/>
         <w:rPr>
-          <w:rFonts w:ascii="Times New Roman" w:hAnsi="Times New Roman" w:eastAsia="SimSun" w:cs="Times New Roman"/>
+          <w:rFonts w:ascii="Times New Roman" w:eastAsia="SimSun" w:hAnsi="Times New Roman" w:cs="Times New Roman"/>
           <w:b/>
           <w:i/>
           <w:iCs/>
@@ -64,7 +62,7 @@
       </w:pPr>
       <w:r>
         <w:rPr>
-          <w:rFonts w:eastAsia="SimSun" w:cs="Times New Roman" w:ascii="Times New Roman" w:hAnsi="Times New Roman"/>
+          <w:rFonts w:ascii="Times New Roman" w:eastAsia="SimSun" w:hAnsi="Times New Roman" w:cs="Times New Roman"/>
           <w:b/>
           <w:iCs/>
           <w:caps/>
@@ -75,11 +73,10 @@
     </w:p>
     <w:p>
       <w:pPr>
-        <w:pStyle w:val="Normal"/>
-        <w:spacing w:lineRule="auto" w:line="240" w:before="0" w:after="0"/>
+        <w:spacing w:after="0" w:line="240" w:lineRule="auto"/>
         <w:jc w:val="center"/>
         <w:rPr>
-          <w:rFonts w:ascii="Times New Roman" w:hAnsi="Times New Roman" w:eastAsia="Calibri" w:cs="Times New Roman"/>
+          <w:rFonts w:ascii="Times New Roman" w:eastAsia="Calibri" w:hAnsi="Times New Roman" w:cs="Times New Roman"/>
           <w:b/>
           <w:caps/>
           <w:lang w:eastAsia="x-none"/>
@@ -87,7 +84,7 @@
       </w:pPr>
       <w:r>
         <w:rPr>
-          <w:rFonts w:eastAsia="Calibri" w:cs="Times New Roman" w:ascii="Times New Roman" w:hAnsi="Times New Roman"/>
+          <w:rFonts w:ascii="Times New Roman" w:eastAsia="Calibri" w:hAnsi="Times New Roman" w:cs="Times New Roman"/>
           <w:b/>
           <w:caps/>
           <w:lang w:eastAsia="ru-RU"/>
@@ -96,7 +93,7 @@
       </w:r>
       <w:r>
         <w:rPr>
-          <w:rFonts w:eastAsia="Calibri" w:cs="Times New Roman" w:ascii="Times New Roman" w:hAnsi="Times New Roman"/>
+          <w:rFonts w:ascii="Times New Roman" w:eastAsia="Calibri" w:hAnsi="Times New Roman" w:cs="Times New Roman"/>
           <w:b/>
           <w:caps/>
           <w:lang w:val="x-none" w:eastAsia="x-none"/>
@@ -105,7 +102,7 @@
       </w:r>
       <w:r>
         <w:rPr>
-          <w:rFonts w:eastAsia="Calibri" w:cs="Times New Roman" w:ascii="Times New Roman" w:hAnsi="Times New Roman"/>
+          <w:rFonts w:ascii="Times New Roman" w:eastAsia="Calibri" w:hAnsi="Times New Roman" w:cs="Times New Roman"/>
           <w:b/>
           <w:caps/>
           <w:lang w:eastAsia="x-none"/>
@@ -114,7 +111,7 @@
       </w:r>
       <w:r>
         <w:rPr>
-          <w:rFonts w:eastAsia="Calibri" w:cs="Times New Roman" w:ascii="Times New Roman" w:hAnsi="Times New Roman"/>
+          <w:rFonts w:ascii="Times New Roman" w:eastAsia="Calibri" w:hAnsi="Times New Roman" w:cs="Times New Roman"/>
           <w:b/>
           <w:caps/>
           <w:lang w:val="x-none" w:eastAsia="x-none"/>
@@ -123,7 +120,7 @@
       </w:r>
       <w:r>
         <w:rPr>
-          <w:rFonts w:eastAsia="Calibri" w:cs="Times New Roman" w:ascii="Times New Roman" w:hAnsi="Times New Roman"/>
+          <w:rFonts w:ascii="Times New Roman" w:eastAsia="Calibri" w:hAnsi="Times New Roman" w:cs="Times New Roman"/>
           <w:b/>
           <w:caps/>
           <w:lang w:eastAsia="x-none"/>
@@ -132,7 +129,7 @@
       </w:r>
       <w:r>
         <w:rPr>
-          <w:rFonts w:eastAsia="Calibri" w:cs="Times New Roman" w:ascii="Times New Roman" w:hAnsi="Times New Roman"/>
+          <w:rFonts w:ascii="Times New Roman" w:eastAsia="Calibri" w:hAnsi="Times New Roman" w:cs="Times New Roman"/>
           <w:b/>
           <w:caps/>
           <w:lang w:val="x-none" w:eastAsia="x-none"/>
@@ -141,7 +138,7 @@
       </w:r>
       <w:r>
         <w:rPr>
-          <w:rFonts w:eastAsia="Calibri" w:cs="Times New Roman" w:ascii="Times New Roman" w:hAnsi="Times New Roman"/>
+          <w:rFonts w:ascii="Times New Roman" w:eastAsia="Calibri" w:hAnsi="Times New Roman" w:cs="Times New Roman"/>
           <w:b/>
           <w:caps/>
           <w:lang w:eastAsia="x-none"/>
@@ -150,7 +147,7 @@
       </w:r>
       <w:r>
         <w:rPr>
-          <w:rFonts w:eastAsia="Calibri" w:cs="Times New Roman" w:ascii="Times New Roman" w:hAnsi="Times New Roman"/>
+          <w:rFonts w:ascii="Times New Roman" w:eastAsia="Calibri" w:hAnsi="Times New Roman" w:cs="Times New Roman"/>
           <w:b/>
           <w:caps/>
           <w:lang w:val="x-none" w:eastAsia="x-none"/>
@@ -159,7 +156,7 @@
       </w:r>
       <w:r>
         <w:rPr>
-          <w:rFonts w:eastAsia="Calibri" w:cs="Times New Roman" w:ascii="Times New Roman" w:hAnsi="Times New Roman"/>
+          <w:rFonts w:ascii="Times New Roman" w:eastAsia="Calibri" w:hAnsi="Times New Roman" w:cs="Times New Roman"/>
           <w:b/>
           <w:caps/>
           <w:lang w:eastAsia="x-none"/>
@@ -169,72 +166,52 @@
     </w:p>
     <w:p>
       <w:pPr>
-        <w:pStyle w:val="Normal"/>
-        <w:spacing w:lineRule="auto" w:line="240" w:before="0" w:after="0"/>
+        <w:spacing w:after="0" w:line="240" w:lineRule="auto"/>
         <w:jc w:val="center"/>
         <w:rPr>
-          <w:rFonts w:ascii="Times New Roman" w:hAnsi="Times New Roman" w:eastAsia="Calibri" w:cs="Times New Roman"/>
+          <w:rFonts w:ascii="Times New Roman" w:eastAsia="Calibri" w:hAnsi="Times New Roman" w:cs="Times New Roman"/>
           <w:b/>
           <w:caps/>
           <w:lang w:eastAsia="x-none"/>
         </w:rPr>
       </w:pPr>
-      <w:r>
-        <w:rPr>
-          <w:rFonts w:eastAsia="Calibri" w:cs="Times New Roman" w:ascii="Times New Roman" w:hAnsi="Times New Roman"/>
+    </w:p>
+    <w:p>
+      <w:pPr>
+        <w:spacing w:after="0" w:line="240" w:lineRule="auto"/>
+        <w:jc w:val="center"/>
+        <w:rPr>
+          <w:rFonts w:ascii="Times New Roman" w:eastAsia="Calibri" w:hAnsi="Times New Roman" w:cs="Times New Roman"/>
           <w:b/>
           <w:caps/>
           <w:lang w:eastAsia="x-none"/>
         </w:rPr>
-      </w:r>
-    </w:p>
-    <w:p>
-      <w:pPr>
-        <w:pStyle w:val="Normal"/>
-        <w:spacing w:lineRule="auto" w:line="240" w:before="0" w:after="0"/>
-        <w:jc w:val="center"/>
-        <w:rPr>
-          <w:rFonts w:ascii="Times New Roman" w:hAnsi="Times New Roman" w:eastAsia="Calibri" w:cs="Times New Roman"/>
+      </w:pPr>
+      <w:r>
+        <w:rPr>
+          <w:rFonts w:ascii="Times New Roman" w:eastAsia="Calibri" w:hAnsi="Times New Roman" w:cs="Times New Roman"/>
           <w:b/>
           <w:caps/>
           <w:lang w:eastAsia="x-none"/>
         </w:rPr>
-      </w:pPr>
-      <w:r>
-        <w:rPr>
-          <w:rFonts w:eastAsia="Calibri" w:cs="Times New Roman" w:ascii="Times New Roman" w:hAnsi="Times New Roman"/>
+        <w:t>Факультет информационных технологий</w:t>
+      </w:r>
+    </w:p>
+    <w:p>
+      <w:pPr>
+        <w:spacing w:after="0" w:line="240" w:lineRule="auto"/>
+        <w:jc w:val="center"/>
+        <w:rPr>
+          <w:rFonts w:ascii="Times New Roman" w:eastAsia="Calibri" w:hAnsi="Times New Roman" w:cs="Times New Roman"/>
           <w:b/>
           <w:caps/>
           <w:lang w:eastAsia="x-none"/>
         </w:rPr>
-        <w:t>Факультет информационных технологий</w:t>
-      </w:r>
-    </w:p>
-    <w:p>
-      <w:pPr>
-        <w:pStyle w:val="Normal"/>
-        <w:spacing w:lineRule="auto" w:line="240" w:before="0" w:after="0"/>
-        <w:jc w:val="center"/>
-        <w:rPr>
-          <w:rFonts w:ascii="Times New Roman" w:hAnsi="Times New Roman" w:eastAsia="Calibri" w:cs="Times New Roman"/>
-          <w:b/>
-          <w:caps/>
-          <w:lang w:eastAsia="x-none"/>
-        </w:rPr>
-      </w:pPr>
-      <w:r>
-        <w:rPr>
-          <w:rFonts w:eastAsia="Calibri" w:cs="Times New Roman" w:ascii="Times New Roman" w:hAnsi="Times New Roman"/>
-          <w:b/>
-          <w:caps/>
-          <w:lang w:eastAsia="x-none"/>
-        </w:rPr>
-      </w:r>
-    </w:p>
-    <w:p>
-      <w:pPr>
-        <w:pStyle w:val="Normal"/>
-        <w:spacing w:before="200" w:after="200"/>
+      </w:pPr>
+    </w:p>
+    <w:p>
+      <w:pPr>
+        <w:spacing w:before="200"/>
         <w:jc w:val="center"/>
         <w:rPr>
           <w:rFonts w:ascii="Times New Roman" w:hAnsi="Times New Roman" w:cs="Times New Roman"/>
@@ -245,7 +222,7 @@
       </w:pPr>
       <w:r>
         <w:rPr>
-          <w:rFonts w:cs="Times New Roman" w:ascii="Times New Roman" w:hAnsi="Times New Roman"/>
+          <w:rFonts w:ascii="Times New Roman" w:hAnsi="Times New Roman" w:cs="Times New Roman"/>
           <w:b/>
           <w:sz w:val="28"/>
           <w:szCs w:val="28"/>
@@ -255,8 +232,7 @@
     </w:p>
     <w:p>
       <w:pPr>
-        <w:pStyle w:val="Normal"/>
-        <w:spacing w:before="0" w:after="0"/>
+        <w:spacing w:after="0"/>
         <w:jc w:val="both"/>
         <w:rPr>
           <w:rFonts w:ascii="Times New Roman" w:hAnsi="Times New Roman" w:cs="Times New Roman"/>
@@ -267,7 +243,7 @@
       </w:pPr>
       <w:r>
         <w:rPr>
-          <w:rFonts w:cs="Times New Roman" w:ascii="Times New Roman" w:hAnsi="Times New Roman"/>
+          <w:rFonts w:ascii="Times New Roman" w:hAnsi="Times New Roman" w:cs="Times New Roman"/>
           <w:b/>
           <w:sz w:val="24"/>
           <w:szCs w:val="24"/>
@@ -276,23 +252,22 @@
       </w:r>
       <w:r>
         <w:rPr>
-          <w:rFonts w:eastAsia="Calibri" w:cs="Times New Roman" w:ascii="Times New Roman" w:hAnsi="Times New Roman"/>
+          <w:rFonts w:ascii="Times New Roman" w:eastAsia="Calibri" w:hAnsi="Times New Roman" w:cs="Times New Roman"/>
           <w:b/>
           <w:bCs/>
           <w:sz w:val="24"/>
           <w:szCs w:val="24"/>
+          <w:highlight w:val="white"/>
           <w:u w:val="single"/>
-          <w:shd w:fill="FFFF00" w:val="clear"/>
+          <w:shd w:val="clear" w:color="auto" w:fill="FFFF00"/>
           <w:lang w:eastAsia="ru-RU"/>
-          <w:highlight w:val="white"/>
         </w:rPr>
         <w:t>производственной практики (преддипломной практики)</w:t>
       </w:r>
     </w:p>
     <w:p>
       <w:pPr>
-        <w:pStyle w:val="Normal"/>
-        <w:spacing w:lineRule="auto" w:line="240" w:before="0" w:after="0"/>
+        <w:spacing w:after="0" w:line="240" w:lineRule="auto"/>
         <w:jc w:val="both"/>
         <w:rPr>
           <w:rFonts w:ascii="Times New Roman" w:hAnsi="Times New Roman" w:cs="Times New Roman"/>
@@ -303,19 +278,43 @@
       </w:pPr>
       <w:r>
         <w:rPr>
-          <w:rFonts w:cs="Times New Roman" w:ascii="Times New Roman" w:hAnsi="Times New Roman"/>
+          <w:rFonts w:ascii="Times New Roman" w:hAnsi="Times New Roman" w:cs="Times New Roman"/>
           <w:b/>
           <w:sz w:val="16"/>
           <w:szCs w:val="16"/>
         </w:rPr>
         <w:tab/>
+      </w:r>
+      <w:r>
+        <w:rPr>
+          <w:rFonts w:ascii="Times New Roman" w:hAnsi="Times New Roman" w:cs="Times New Roman"/>
+          <w:b/>
+          <w:sz w:val="16"/>
+          <w:szCs w:val="16"/>
+        </w:rPr>
         <w:tab/>
+      </w:r>
+      <w:r>
+        <w:rPr>
+          <w:rFonts w:ascii="Times New Roman" w:hAnsi="Times New Roman" w:cs="Times New Roman"/>
+          <w:b/>
+          <w:sz w:val="16"/>
+          <w:szCs w:val="16"/>
+        </w:rPr>
         <w:tab/>
+      </w:r>
+      <w:r>
+        <w:rPr>
+          <w:rFonts w:ascii="Times New Roman" w:hAnsi="Times New Roman" w:cs="Times New Roman"/>
+          <w:b/>
+          <w:sz w:val="16"/>
+          <w:szCs w:val="16"/>
+        </w:rPr>
         <w:tab/>
       </w:r>
       <w:r>
         <w:rPr>
-          <w:rFonts w:cs="Times New Roman" w:ascii="Times New Roman" w:hAnsi="Times New Roman"/>
+          <w:rFonts w:ascii="Times New Roman" w:hAnsi="Times New Roman" w:cs="Times New Roman"/>
           <w:b/>
           <w:sz w:val="20"/>
           <w:szCs w:val="20"/>
@@ -325,8 +324,7 @@
     </w:p>
     <w:p>
       <w:pPr>
-        <w:pStyle w:val="Normal"/>
-        <w:spacing w:lineRule="auto" w:line="240" w:before="0" w:after="0"/>
+        <w:spacing w:after="0" w:line="240" w:lineRule="auto"/>
         <w:jc w:val="both"/>
         <w:rPr>
           <w:rFonts w:ascii="Times New Roman" w:hAnsi="Times New Roman" w:cs="Times New Roman"/>
@@ -335,492 +333,544 @@
           <w:szCs w:val="16"/>
         </w:rPr>
       </w:pPr>
-      <w:r>
-        <w:rPr>
-          <w:rFonts w:cs="Times New Roman" w:ascii="Times New Roman" w:hAnsi="Times New Roman"/>
-          <w:b/>
+    </w:p>
+    <w:p>
+      <w:pPr>
+        <w:spacing w:after="0" w:line="240" w:lineRule="auto"/>
+        <w:jc w:val="both"/>
+        <w:rPr>
+          <w:rFonts w:ascii="Times New Roman" w:eastAsia="Times New Roman" w:hAnsi="Times New Roman" w:cs="Times New Roman"/>
+          <w:sz w:val="24"/>
+          <w:szCs w:val="24"/>
+        </w:rPr>
+      </w:pPr>
+      <w:r>
+        <w:rPr>
+          <w:rFonts w:ascii="Times New Roman" w:eastAsia="Times New Roman" w:hAnsi="Times New Roman" w:cs="Times New Roman"/>
+          <w:sz w:val="24"/>
+          <w:szCs w:val="24"/>
+          <w:highlight w:val="white"/>
+          <w:u w:val="single"/>
+          <w:shd w:val="clear" w:color="auto" w:fill="FFFF00"/>
+        </w:rPr>
+        <w:t>Обучающийся</w:t>
+      </w:r>
+      <w:r>
+        <w:rPr>
+          <w:rFonts w:ascii="Times New Roman" w:eastAsia="Times New Roman" w:hAnsi="Times New Roman" w:cs="Times New Roman"/>
+          <w:sz w:val="24"/>
+          <w:szCs w:val="24"/>
+          <w:u w:val="single"/>
+        </w:rPr>
+        <w:t xml:space="preserve">: </w:t>
+      </w:r>
+      <w:bookmarkStart w:id="0" w:name="__DdeLink__867_1352299579"/>
+      <w:r>
+        <w:rPr>
+          <w:rFonts w:ascii="Times New Roman" w:eastAsia="Times New Roman" w:hAnsi="Times New Roman" w:cs="Times New Roman"/>
+          <w:sz w:val="24"/>
+          <w:szCs w:val="24"/>
+          <w:highlight w:val="white"/>
+          <w:u w:val="single"/>
+          <w:shd w:val="clear" w:color="auto" w:fill="FFFF00"/>
+        </w:rPr>
+        <w:t>Соломенников Николай Александрович</w:t>
+      </w:r>
+      <w:bookmarkEnd w:id="0"/>
+    </w:p>
+    <w:p>
+      <w:pPr>
+        <w:spacing w:after="0" w:line="240" w:lineRule="auto"/>
+        <w:ind w:left="1757"/>
+        <w:jc w:val="both"/>
+        <w:rPr>
+          <w:rFonts w:ascii="Times New Roman" w:hAnsi="Times New Roman" w:cs="Times New Roman"/>
+          <w:sz w:val="18"/>
+          <w:szCs w:val="18"/>
+        </w:rPr>
+      </w:pPr>
+      <w:r>
+        <w:rPr>
+          <w:rFonts w:ascii="Times New Roman" w:hAnsi="Times New Roman" w:cs="Times New Roman"/>
+          <w:sz w:val="18"/>
+          <w:szCs w:val="18"/>
+        </w:rPr>
+        <w:t>(Фамилия Имя Отчество)</w:t>
+      </w:r>
+    </w:p>
+    <w:p>
+      <w:pPr>
+        <w:spacing w:after="0" w:line="240" w:lineRule="auto"/>
+        <w:jc w:val="both"/>
+        <w:rPr>
+          <w:rFonts w:ascii="Times New Roman" w:hAnsi="Times New Roman" w:cs="Times New Roman"/>
+          <w:sz w:val="24"/>
+          <w:szCs w:val="24"/>
+        </w:rPr>
+      </w:pPr>
+      <w:r>
+        <w:rPr>
+          <w:rFonts w:ascii="Times New Roman" w:hAnsi="Times New Roman" w:cs="Times New Roman"/>
+          <w:sz w:val="24"/>
+          <w:szCs w:val="24"/>
+        </w:rPr>
+        <w:t xml:space="preserve">Факультет </w:t>
+      </w:r>
+      <w:r>
+        <w:rPr>
+          <w:rFonts w:ascii="Times New Roman" w:hAnsi="Times New Roman" w:cs="Times New Roman"/>
+          <w:sz w:val="24"/>
+          <w:szCs w:val="24"/>
+          <w:u w:val="single"/>
+        </w:rPr>
+        <w:t>информационных технологий</w:t>
+      </w:r>
+      <w:r>
+        <w:rPr>
+          <w:rFonts w:ascii="Times New Roman" w:hAnsi="Times New Roman" w:cs="Times New Roman"/>
+          <w:sz w:val="24"/>
+          <w:szCs w:val="24"/>
+        </w:rPr>
+        <w:t xml:space="preserve"> </w:t>
+      </w:r>
+      <w:r>
+        <w:rPr>
+          <w:rFonts w:ascii="Times New Roman" w:eastAsia="Times New Roman" w:hAnsi="Times New Roman" w:cs="Times New Roman"/>
+          <w:sz w:val="24"/>
+          <w:szCs w:val="24"/>
+        </w:rPr>
+        <w:t xml:space="preserve">Группа: </w:t>
+      </w:r>
+      <w:r>
+        <w:rPr>
+          <w:rFonts w:ascii="Times New Roman" w:eastAsia="Times New Roman" w:hAnsi="Times New Roman" w:cs="Times New Roman"/>
+          <w:sz w:val="24"/>
+          <w:szCs w:val="24"/>
+          <w:highlight w:val="white"/>
+          <w:u w:val="single"/>
+          <w:shd w:val="clear" w:color="auto" w:fill="FFFF00"/>
+        </w:rPr>
+        <w:t>22204</w:t>
+      </w:r>
+      <w:r>
+        <w:rPr>
+          <w:rFonts w:ascii="Times New Roman" w:eastAsia="Times New Roman" w:hAnsi="Times New Roman" w:cs="Times New Roman"/>
+          <w:sz w:val="24"/>
+          <w:szCs w:val="24"/>
+        </w:rPr>
+        <w:t xml:space="preserve"> Курс: </w:t>
+      </w:r>
+      <w:r>
+        <w:rPr>
+          <w:rFonts w:ascii="Times New Roman" w:eastAsia="Times New Roman" w:hAnsi="Times New Roman" w:cs="Times New Roman"/>
+          <w:sz w:val="24"/>
+          <w:szCs w:val="24"/>
+          <w:highlight w:val="white"/>
+          <w:u w:val="single"/>
+          <w:shd w:val="clear" w:color="auto" w:fill="FFFF00"/>
+        </w:rPr>
+        <w:t>4</w:t>
+      </w:r>
+    </w:p>
+    <w:p>
+      <w:pPr>
+        <w:spacing w:after="0" w:line="240" w:lineRule="auto"/>
+        <w:jc w:val="both"/>
+        <w:rPr>
+          <w:rFonts w:ascii="Times New Roman" w:hAnsi="Times New Roman" w:cs="Times New Roman"/>
+          <w:sz w:val="24"/>
+          <w:szCs w:val="24"/>
+        </w:rPr>
+      </w:pPr>
+      <w:r>
+        <w:rPr>
+          <w:rFonts w:ascii="Times New Roman" w:hAnsi="Times New Roman" w:cs="Times New Roman"/>
+          <w:sz w:val="24"/>
+          <w:szCs w:val="24"/>
+        </w:rPr>
+        <w:t xml:space="preserve">Кафедра </w:t>
+      </w:r>
+      <w:r>
+        <w:rPr>
+          <w:rFonts w:ascii="Times New Roman" w:eastAsia="Times New Roman" w:hAnsi="Times New Roman" w:cs="Times New Roman"/>
+          <w:sz w:val="24"/>
+          <w:szCs w:val="24"/>
+          <w:u w:val="single"/>
+        </w:rPr>
+        <w:t>общей информатики</w:t>
+      </w:r>
+    </w:p>
+    <w:p>
+      <w:pPr>
+        <w:spacing w:after="0" w:line="240" w:lineRule="auto"/>
+        <w:jc w:val="both"/>
+        <w:rPr>
+          <w:rFonts w:ascii="Times New Roman" w:hAnsi="Times New Roman" w:cs="Times New Roman"/>
+          <w:sz w:val="24"/>
+          <w:szCs w:val="24"/>
+        </w:rPr>
+      </w:pPr>
+      <w:r>
+        <w:rPr>
+          <w:rFonts w:ascii="Times New Roman" w:hAnsi="Times New Roman" w:cs="Times New Roman"/>
+          <w:sz w:val="24"/>
+          <w:szCs w:val="24"/>
+        </w:rPr>
+        <w:t xml:space="preserve">Направление </w:t>
+      </w:r>
+      <w:proofErr w:type="gramStart"/>
+      <w:r>
+        <w:rPr>
+          <w:rFonts w:ascii="Times New Roman" w:hAnsi="Times New Roman" w:cs="Times New Roman"/>
+          <w:sz w:val="24"/>
+          <w:szCs w:val="24"/>
+        </w:rPr>
+        <w:t xml:space="preserve">подготовки:   </w:t>
+      </w:r>
+      <w:proofErr w:type="gramEnd"/>
+      <w:r>
+        <w:rPr>
+          <w:rFonts w:ascii="Times New Roman" w:hAnsi="Times New Roman" w:cs="Times New Roman"/>
+          <w:sz w:val="24"/>
+          <w:szCs w:val="24"/>
+        </w:rPr>
+        <w:t xml:space="preserve">   </w:t>
+      </w:r>
+      <w:r>
+        <w:rPr>
+          <w:rFonts w:ascii="Times New Roman" w:eastAsia="Times New Roman" w:hAnsi="Times New Roman" w:cs="Times New Roman"/>
+          <w:sz w:val="24"/>
+          <w:szCs w:val="24"/>
+          <w:highlight w:val="white"/>
+          <w:u w:val="single"/>
+          <w:shd w:val="clear" w:color="auto" w:fill="FFFF00"/>
+        </w:rPr>
+        <w:t>09.03.01 Информатика и вычислительная техника</w:t>
+      </w:r>
+    </w:p>
+    <w:p>
+      <w:pPr>
+        <w:spacing w:after="0" w:line="240" w:lineRule="auto"/>
+        <w:jc w:val="both"/>
+        <w:rPr>
+          <w:rFonts w:ascii="Times New Roman" w:hAnsi="Times New Roman" w:cs="Times New Roman"/>
+          <w:sz w:val="24"/>
+          <w:szCs w:val="24"/>
+        </w:rPr>
+      </w:pPr>
+      <w:r>
+        <w:rPr>
+          <w:rFonts w:ascii="Times New Roman" w:hAnsi="Times New Roman" w:cs="Times New Roman"/>
+          <w:sz w:val="24"/>
+          <w:szCs w:val="24"/>
+        </w:rPr>
+        <w:t>Направленность (профиль</w:t>
+      </w:r>
+      <w:proofErr w:type="gramStart"/>
+      <w:r>
+        <w:rPr>
+          <w:rFonts w:ascii="Times New Roman" w:hAnsi="Times New Roman" w:cs="Times New Roman"/>
+          <w:sz w:val="24"/>
+          <w:szCs w:val="24"/>
+        </w:rPr>
+        <w:t xml:space="preserve">):  </w:t>
+      </w:r>
+      <w:r>
+        <w:rPr>
+          <w:rFonts w:ascii="Times New Roman" w:eastAsia="Times New Roman" w:hAnsi="Times New Roman" w:cs="Times New Roman"/>
+          <w:sz w:val="24"/>
+          <w:szCs w:val="24"/>
+          <w:highlight w:val="white"/>
+          <w:u w:val="single"/>
+          <w:shd w:val="clear" w:color="auto" w:fill="FFFF00"/>
+        </w:rPr>
+        <w:t>Программная</w:t>
+      </w:r>
+      <w:proofErr w:type="gramEnd"/>
+      <w:r>
+        <w:rPr>
+          <w:rFonts w:ascii="Times New Roman" w:eastAsia="Times New Roman" w:hAnsi="Times New Roman" w:cs="Times New Roman"/>
+          <w:sz w:val="24"/>
+          <w:szCs w:val="24"/>
+          <w:highlight w:val="white"/>
+          <w:u w:val="single"/>
+          <w:shd w:val="clear" w:color="auto" w:fill="FFFF00"/>
+        </w:rPr>
+        <w:t xml:space="preserve"> инженерия и компьютерные науки</w:t>
+      </w:r>
+    </w:p>
+    <w:p>
+      <w:pPr>
+        <w:spacing w:after="0" w:line="240" w:lineRule="auto"/>
+        <w:jc w:val="both"/>
+        <w:rPr>
+          <w:rFonts w:ascii="Times New Roman" w:hAnsi="Times New Roman" w:cs="Times New Roman"/>
+          <w:sz w:val="24"/>
+          <w:szCs w:val="24"/>
+        </w:rPr>
+      </w:pPr>
+      <w:r>
+        <w:rPr>
+          <w:rFonts w:ascii="Times New Roman" w:eastAsia="Times New Roman" w:hAnsi="Times New Roman" w:cs="Times New Roman"/>
+          <w:sz w:val="24"/>
+          <w:szCs w:val="24"/>
+          <w:lang w:eastAsia="x-none"/>
+        </w:rPr>
+        <w:t>Место прохождения практики</w:t>
+      </w:r>
+      <w:r>
+        <w:rPr>
+          <w:rFonts w:ascii="Times New Roman" w:eastAsia="Times New Roman" w:hAnsi="Times New Roman" w:cs="Times New Roman"/>
+          <w:sz w:val="24"/>
+          <w:szCs w:val="24"/>
+          <w:lang w:eastAsia="x-none"/>
+        </w:rPr>
+        <w:t>:</w:t>
+      </w:r>
+      <w:r>
+        <w:rPr>
+          <w:rFonts w:ascii="Times New Roman" w:eastAsia="Times New Roman" w:hAnsi="Times New Roman" w:cs="Times New Roman"/>
+          <w:sz w:val="24"/>
+          <w:szCs w:val="24"/>
+          <w:lang w:eastAsia="x-none"/>
+        </w:rPr>
+        <w:t xml:space="preserve"> </w:t>
+      </w:r>
+      <w:r>
+        <w:rPr>
+          <w:rFonts w:ascii="Times New Roman" w:eastAsia="Times New Roman" w:hAnsi="Times New Roman" w:cs="Times New Roman"/>
+          <w:sz w:val="24"/>
+          <w:szCs w:val="24"/>
+          <w:highlight w:val="white"/>
+          <w:u w:val="single"/>
+          <w:shd w:val="clear" w:color="auto" w:fill="FFFF00"/>
+          <w:lang w:eastAsia="x-none"/>
+        </w:rPr>
+        <w:t>ИМ СО РАН, Лаборатория теории вычислимости и прикладной логики</w:t>
+      </w:r>
+    </w:p>
+    <w:p>
+      <w:pPr>
+        <w:spacing w:after="0" w:line="240" w:lineRule="auto"/>
+        <w:jc w:val="both"/>
+        <w:rPr>
+          <w:rFonts w:ascii="Times New Roman" w:hAnsi="Times New Roman" w:cs="Times New Roman"/>
+          <w:sz w:val="18"/>
+          <w:szCs w:val="18"/>
+        </w:rPr>
+      </w:pPr>
+      <w:r>
+        <w:rPr>
+          <w:rFonts w:ascii="Times New Roman" w:hAnsi="Times New Roman" w:cs="Times New Roman"/>
+          <w:sz w:val="24"/>
+          <w:szCs w:val="24"/>
+        </w:rPr>
+        <w:tab/>
+      </w:r>
+      <w:r>
+        <w:rPr>
+          <w:rFonts w:ascii="Times New Roman" w:hAnsi="Times New Roman" w:cs="Times New Roman"/>
+          <w:sz w:val="24"/>
+          <w:szCs w:val="24"/>
+        </w:rPr>
+        <w:tab/>
+      </w:r>
+      <w:r>
+        <w:rPr>
+          <w:rFonts w:ascii="Times New Roman" w:hAnsi="Times New Roman" w:cs="Times New Roman"/>
+          <w:sz w:val="24"/>
+          <w:szCs w:val="24"/>
+        </w:rPr>
+        <w:tab/>
+      </w:r>
+      <w:r>
+        <w:rPr>
+          <w:rFonts w:ascii="Times New Roman" w:hAnsi="Times New Roman" w:cs="Times New Roman"/>
+          <w:sz w:val="24"/>
+          <w:szCs w:val="24"/>
+        </w:rPr>
+        <w:tab/>
+        <w:t xml:space="preserve">           </w:t>
+      </w:r>
+      <w:r>
+        <w:rPr>
+          <w:rFonts w:ascii="Times New Roman" w:hAnsi="Times New Roman" w:cs="Times New Roman"/>
+          <w:sz w:val="18"/>
+          <w:szCs w:val="18"/>
+        </w:rPr>
+        <w:t>(наименование организации и структурного подразделения)</w:t>
+      </w:r>
+    </w:p>
+    <w:p>
+      <w:pPr>
+        <w:spacing w:after="0" w:line="240" w:lineRule="auto"/>
+        <w:jc w:val="both"/>
+        <w:rPr>
+          <w:rFonts w:ascii="Times New Roman" w:hAnsi="Times New Roman" w:cs="Times New Roman"/>
+          <w:sz w:val="24"/>
+          <w:szCs w:val="24"/>
+        </w:rPr>
+      </w:pPr>
+      <w:r>
+        <w:rPr>
+          <w:rFonts w:ascii="Times New Roman" w:hAnsi="Times New Roman" w:cs="Times New Roman"/>
+          <w:sz w:val="24"/>
+          <w:szCs w:val="24"/>
+        </w:rPr>
+        <w:t>Должность обучающегося на практике —</w:t>
+      </w:r>
+    </w:p>
+    <w:p>
+      <w:pPr>
+        <w:spacing w:after="0" w:line="240" w:lineRule="auto"/>
+        <w:jc w:val="both"/>
+        <w:rPr>
+          <w:rFonts w:ascii="Times New Roman" w:hAnsi="Times New Roman" w:cs="Times New Roman"/>
+          <w:sz w:val="18"/>
+          <w:szCs w:val="18"/>
+        </w:rPr>
+      </w:pPr>
+      <w:r>
+        <w:rPr>
+          <w:rFonts w:ascii="Times New Roman" w:hAnsi="Times New Roman" w:cs="Times New Roman"/>
+          <w:sz w:val="24"/>
+          <w:szCs w:val="24"/>
+        </w:rPr>
+        <w:tab/>
+      </w:r>
+      <w:r>
+        <w:rPr>
+          <w:rFonts w:ascii="Times New Roman" w:hAnsi="Times New Roman" w:cs="Times New Roman"/>
+          <w:sz w:val="24"/>
+          <w:szCs w:val="24"/>
+        </w:rPr>
+        <w:tab/>
+      </w:r>
+      <w:r>
+        <w:rPr>
+          <w:rFonts w:ascii="Times New Roman" w:hAnsi="Times New Roman" w:cs="Times New Roman"/>
+          <w:sz w:val="24"/>
+          <w:szCs w:val="24"/>
+        </w:rPr>
+        <w:tab/>
+      </w:r>
+      <w:r>
+        <w:rPr>
+          <w:rFonts w:ascii="Times New Roman" w:hAnsi="Times New Roman" w:cs="Times New Roman"/>
+          <w:sz w:val="24"/>
+          <w:szCs w:val="24"/>
+        </w:rPr>
+        <w:tab/>
+      </w:r>
+      <w:r>
+        <w:rPr>
+          <w:rFonts w:ascii="Times New Roman" w:hAnsi="Times New Roman" w:cs="Times New Roman"/>
+          <w:sz w:val="24"/>
+          <w:szCs w:val="24"/>
+        </w:rPr>
+        <w:tab/>
+      </w:r>
+      <w:r>
+        <w:rPr>
+          <w:rFonts w:ascii="Times New Roman" w:hAnsi="Times New Roman" w:cs="Times New Roman"/>
+          <w:sz w:val="24"/>
+          <w:szCs w:val="24"/>
+        </w:rPr>
+        <w:tab/>
+      </w:r>
+      <w:r>
+        <w:rPr>
+          <w:rFonts w:ascii="Times New Roman" w:hAnsi="Times New Roman" w:cs="Times New Roman"/>
+          <w:sz w:val="24"/>
+          <w:szCs w:val="24"/>
+        </w:rPr>
+        <w:tab/>
+      </w:r>
+      <w:r>
+        <w:rPr>
+          <w:rFonts w:ascii="Times New Roman" w:hAnsi="Times New Roman" w:cs="Times New Roman"/>
+          <w:sz w:val="18"/>
+          <w:szCs w:val="18"/>
+        </w:rPr>
+        <w:t>(указывается только в случае трудоустройства)</w:t>
+      </w:r>
+    </w:p>
+    <w:p>
+      <w:pPr>
+        <w:spacing w:after="0" w:line="240" w:lineRule="auto"/>
+        <w:jc w:val="both"/>
+        <w:rPr>
+          <w:rFonts w:ascii="Times New Roman" w:hAnsi="Times New Roman" w:cs="Times New Roman"/>
+          <w:sz w:val="24"/>
+          <w:szCs w:val="24"/>
+        </w:rPr>
+      </w:pPr>
+      <w:r>
+        <w:rPr>
+          <w:rFonts w:ascii="Times New Roman" w:hAnsi="Times New Roman" w:cs="Times New Roman"/>
+          <w:sz w:val="24"/>
+          <w:szCs w:val="24"/>
+        </w:rPr>
+        <w:t xml:space="preserve">Тема индивидуального задания: </w:t>
+      </w:r>
+      <w:r>
+        <w:rPr>
+          <w:rFonts w:ascii="Times New Roman" w:eastAsia="Calibri" w:hAnsi="Times New Roman" w:cs="Times New Roman"/>
+          <w:sz w:val="24"/>
+          <w:szCs w:val="24"/>
+          <w:lang w:eastAsia="ru-RU"/>
+        </w:rPr>
+        <w:t>Реализация и апробация системы автоматизированного пополнения онтологической модели кафедры знаниями, извлечёнными из документов</w:t>
+      </w:r>
+    </w:p>
+    <w:p>
+      <w:pPr>
+        <w:spacing w:after="0" w:line="240" w:lineRule="auto"/>
+        <w:jc w:val="both"/>
+        <w:rPr>
+          <w:rFonts w:ascii="Times New Roman" w:hAnsi="Times New Roman" w:cs="Times New Roman"/>
           <w:sz w:val="16"/>
           <w:szCs w:val="16"/>
         </w:rPr>
-      </w:r>
-    </w:p>
-    <w:p>
-      <w:pPr>
-        <w:pStyle w:val="Normal"/>
-        <w:spacing w:lineRule="auto" w:line="240" w:before="0" w:after="0"/>
+      </w:pPr>
+    </w:p>
+    <w:p>
+      <w:pPr>
+        <w:spacing w:after="0" w:line="240" w:lineRule="auto"/>
         <w:jc w:val="both"/>
         <w:rPr>
-          <w:rFonts w:ascii="Times New Roman" w:hAnsi="Times New Roman" w:eastAsia="Times New Roman" w:cs="Times New Roman"/>
-          <w:sz w:val="24"/>
-          <w:szCs w:val="24"/>
-        </w:rPr>
-      </w:pPr>
-      <w:r>
-        <w:rPr>
-          <w:rFonts w:eastAsia="Times New Roman" w:cs="Times New Roman" w:ascii="Times New Roman" w:hAnsi="Times New Roman"/>
-          <w:sz w:val="24"/>
-          <w:szCs w:val="24"/>
-          <w:u w:val="single"/>
-          <w:shd w:fill="FFFF00" w:val="clear"/>
+          <w:rFonts w:ascii="Times New Roman" w:eastAsia="Calibri" w:hAnsi="Times New Roman" w:cs="Times New Roman"/>
+          <w:sz w:val="24"/>
+          <w:szCs w:val="24"/>
+          <w:lang w:eastAsia="ru-RU"/>
+        </w:rPr>
+      </w:pPr>
+      <w:r>
+        <w:rPr>
+          <w:rFonts w:ascii="Times New Roman" w:eastAsia="Calibri" w:hAnsi="Times New Roman" w:cs="Times New Roman"/>
+          <w:sz w:val="24"/>
+          <w:szCs w:val="24"/>
+          <w:lang w:eastAsia="ru-RU"/>
+        </w:rPr>
+        <w:t xml:space="preserve">проходил(а) практику </w:t>
+      </w:r>
+      <w:r>
+        <w:rPr>
+          <w:rFonts w:ascii="Times New Roman" w:eastAsia="Calibri" w:hAnsi="Times New Roman" w:cs="Times New Roman"/>
+          <w:sz w:val="24"/>
+          <w:szCs w:val="24"/>
           <w:highlight w:val="white"/>
-        </w:rPr>
-        <w:t>Обучающийся</w:t>
-      </w:r>
-      <w:r>
-        <w:rPr>
-          <w:rFonts w:eastAsia="Times New Roman" w:cs="Times New Roman" w:ascii="Times New Roman" w:hAnsi="Times New Roman"/>
-          <w:sz w:val="24"/>
-          <w:szCs w:val="24"/>
-          <w:u w:val="single"/>
-        </w:rPr>
-        <w:t xml:space="preserve">: </w:t>
-      </w:r>
-      <w:bookmarkStart w:id="0" w:name="__DdeLink__867_1352299579"/>
-      <w:r>
-        <w:rPr>
-          <w:rFonts w:eastAsia="Times New Roman" w:cs="Times New Roman" w:ascii="Times New Roman" w:hAnsi="Times New Roman"/>
-          <w:sz w:val="24"/>
-          <w:szCs w:val="24"/>
-          <w:u w:val="single"/>
-          <w:shd w:fill="FFFF00" w:val="clear"/>
-          <w:highlight w:val="white"/>
-        </w:rPr>
-        <w:t>Соломенников Николай Александрович</w:t>
-      </w:r>
-      <w:bookmarkEnd w:id="0"/>
-    </w:p>
-    <w:p>
-      <w:pPr>
-        <w:pStyle w:val="Normal"/>
-        <w:widowControl/>
-        <w:suppressAutoHyphens w:val="true"/>
-        <w:bidi w:val="0"/>
-        <w:spacing w:lineRule="auto" w:line="240" w:before="0" w:after="0"/>
-        <w:ind w:hanging="0" w:left="1757" w:right="0"/>
-        <w:jc w:val="both"/>
-        <w:rPr>
-          <w:rFonts w:ascii="Times New Roman" w:hAnsi="Times New Roman" w:cs="Times New Roman"/>
-          <w:sz w:val="18"/>
-          <w:szCs w:val="18"/>
-        </w:rPr>
-      </w:pPr>
-      <w:r>
-        <w:rPr>
-          <w:rFonts w:cs="Times New Roman" w:ascii="Times New Roman" w:hAnsi="Times New Roman"/>
-          <w:sz w:val="18"/>
-          <w:szCs w:val="18"/>
-        </w:rPr>
-        <w:t>(Фамилия Имя Отчество)</w:t>
-      </w:r>
-    </w:p>
-    <w:p>
-      <w:pPr>
-        <w:pStyle w:val="Normal"/>
-        <w:spacing w:lineRule="auto" w:line="240" w:before="0" w:after="0"/>
-        <w:jc w:val="both"/>
-        <w:rPr>
-          <w:rFonts w:ascii="Times New Roman" w:hAnsi="Times New Roman" w:cs="Times New Roman"/>
-          <w:sz w:val="24"/>
-          <w:szCs w:val="24"/>
-        </w:rPr>
-      </w:pPr>
-      <w:r>
-        <w:rPr>
-          <w:rFonts w:cs="Times New Roman" w:ascii="Times New Roman" w:hAnsi="Times New Roman"/>
-          <w:sz w:val="24"/>
-          <w:szCs w:val="24"/>
-        </w:rPr>
-        <w:t xml:space="preserve">Факультет </w:t>
-      </w:r>
-      <w:r>
-        <w:rPr>
-          <w:rFonts w:cs="Times New Roman" w:ascii="Times New Roman" w:hAnsi="Times New Roman"/>
-          <w:sz w:val="24"/>
-          <w:szCs w:val="24"/>
-          <w:u w:val="single"/>
-        </w:rPr>
-        <w:t>информационных технологий</w:t>
-      </w:r>
-      <w:r>
-        <w:rPr>
-          <w:rFonts w:cs="Times New Roman" w:ascii="Times New Roman" w:hAnsi="Times New Roman"/>
-          <w:sz w:val="24"/>
-          <w:szCs w:val="24"/>
-        </w:rPr>
-        <w:t xml:space="preserve"> </w:t>
-      </w:r>
-      <w:r>
-        <w:rPr>
-          <w:rFonts w:eastAsia="Times New Roman" w:cs="Times New Roman" w:ascii="Times New Roman" w:hAnsi="Times New Roman"/>
-          <w:sz w:val="24"/>
-          <w:szCs w:val="24"/>
-        </w:rPr>
-        <w:t xml:space="preserve">Группа: </w:t>
-      </w:r>
-      <w:r>
-        <w:rPr>
-          <w:rFonts w:eastAsia="Times New Roman" w:cs="Times New Roman" w:ascii="Times New Roman" w:hAnsi="Times New Roman"/>
-          <w:sz w:val="24"/>
-          <w:szCs w:val="24"/>
-          <w:u w:val="single"/>
-          <w:shd w:fill="FFFF00" w:val="clear"/>
-          <w:highlight w:val="white"/>
-        </w:rPr>
-        <w:t>22204</w:t>
-      </w:r>
-      <w:r>
-        <w:rPr>
-          <w:rFonts w:eastAsia="Times New Roman" w:cs="Times New Roman" w:ascii="Times New Roman" w:hAnsi="Times New Roman"/>
-          <w:sz w:val="24"/>
-          <w:szCs w:val="24"/>
-        </w:rPr>
-        <w:t xml:space="preserve"> Курс: </w:t>
-      </w:r>
-      <w:r>
-        <w:rPr>
-          <w:rFonts w:eastAsia="Times New Roman" w:cs="Times New Roman" w:ascii="Times New Roman" w:hAnsi="Times New Roman"/>
-          <w:sz w:val="24"/>
-          <w:szCs w:val="24"/>
-          <w:u w:val="single"/>
-          <w:shd w:fill="FFFF00" w:val="clear"/>
-          <w:highlight w:val="white"/>
-        </w:rPr>
-        <w:t>4</w:t>
-      </w:r>
-    </w:p>
-    <w:p>
-      <w:pPr>
-        <w:pStyle w:val="Normal"/>
-        <w:spacing w:lineRule="auto" w:line="240" w:before="0" w:after="0"/>
-        <w:jc w:val="both"/>
-        <w:rPr>
-          <w:rFonts w:ascii="Times New Roman" w:hAnsi="Times New Roman" w:cs="Times New Roman"/>
-          <w:sz w:val="24"/>
-          <w:szCs w:val="24"/>
-        </w:rPr>
-      </w:pPr>
-      <w:r>
-        <w:rPr>
-          <w:rFonts w:cs="Times New Roman" w:ascii="Times New Roman" w:hAnsi="Times New Roman"/>
-          <w:sz w:val="24"/>
-          <w:szCs w:val="24"/>
-        </w:rPr>
-        <w:t xml:space="preserve">Кафедра </w:t>
-      </w:r>
-      <w:r>
-        <w:rPr>
-          <w:rFonts w:eastAsia="Times New Roman" w:cs="Times New Roman" w:ascii="Times New Roman" w:hAnsi="Times New Roman"/>
-          <w:sz w:val="24"/>
-          <w:szCs w:val="24"/>
-          <w:u w:val="single"/>
-        </w:rPr>
-        <w:t>общей информатики</w:t>
-      </w:r>
-    </w:p>
-    <w:p>
-      <w:pPr>
-        <w:pStyle w:val="Normal"/>
-        <w:spacing w:lineRule="auto" w:line="240" w:before="0" w:after="0"/>
-        <w:jc w:val="both"/>
-        <w:rPr>
-          <w:rFonts w:ascii="Times New Roman" w:hAnsi="Times New Roman" w:cs="Times New Roman"/>
-          <w:sz w:val="24"/>
-          <w:szCs w:val="24"/>
-        </w:rPr>
-      </w:pPr>
-      <w:r>
-        <w:rPr>
-          <w:rFonts w:cs="Times New Roman" w:ascii="Times New Roman" w:hAnsi="Times New Roman"/>
-          <w:sz w:val="24"/>
-          <w:szCs w:val="24"/>
-        </w:rPr>
-        <w:t xml:space="preserve">Направление подготовки:      </w:t>
-      </w:r>
-      <w:r>
-        <w:rPr>
-          <w:rFonts w:eastAsia="Times New Roman" w:cs="Times New Roman" w:ascii="Times New Roman" w:hAnsi="Times New Roman"/>
-          <w:sz w:val="24"/>
-          <w:szCs w:val="24"/>
-          <w:u w:val="single"/>
-          <w:shd w:fill="FFFF00" w:val="clear"/>
-          <w:highlight w:val="white"/>
-        </w:rPr>
-        <w:t>09.03.01 Информатика и вычислительная техника</w:t>
-      </w:r>
-    </w:p>
-    <w:p>
-      <w:pPr>
-        <w:pStyle w:val="Normal"/>
-        <w:spacing w:lineRule="auto" w:line="240" w:before="0" w:after="0"/>
-        <w:jc w:val="both"/>
-        <w:rPr>
-          <w:rFonts w:ascii="Times New Roman" w:hAnsi="Times New Roman" w:cs="Times New Roman"/>
-          <w:sz w:val="24"/>
-          <w:szCs w:val="24"/>
-        </w:rPr>
-      </w:pPr>
-      <w:r>
-        <w:rPr>
-          <w:rFonts w:cs="Times New Roman" w:ascii="Times New Roman" w:hAnsi="Times New Roman"/>
-          <w:sz w:val="24"/>
-          <w:szCs w:val="24"/>
-        </w:rPr>
-        <w:t xml:space="preserve">Направленность (профиль):  </w:t>
-      </w:r>
-      <w:r>
-        <w:rPr>
-          <w:rFonts w:eastAsia="Times New Roman" w:cs="Times New Roman" w:ascii="Times New Roman" w:hAnsi="Times New Roman"/>
-          <w:sz w:val="24"/>
-          <w:szCs w:val="24"/>
-          <w:u w:val="single"/>
-          <w:shd w:fill="FFFF00" w:val="clear"/>
-          <w:highlight w:val="white"/>
-        </w:rPr>
-        <w:t>Программная инженерия и компьютерные науки</w:t>
-      </w:r>
-    </w:p>
-    <w:p>
-      <w:pPr>
-        <w:pStyle w:val="Normal"/>
-        <w:spacing w:lineRule="auto" w:line="240" w:before="0" w:after="0"/>
-        <w:jc w:val="both"/>
-        <w:rPr>
-          <w:rFonts w:ascii="Times New Roman" w:hAnsi="Times New Roman" w:cs="Times New Roman"/>
-          <w:sz w:val="24"/>
-          <w:szCs w:val="24"/>
-        </w:rPr>
-      </w:pPr>
-      <w:r>
-        <w:rPr>
-          <w:rFonts w:eastAsia="Times New Roman" w:cs="Times New Roman" w:ascii="Times New Roman" w:hAnsi="Times New Roman"/>
-          <w:sz w:val="24"/>
-          <w:szCs w:val="24"/>
-          <w:u w:val="none"/>
-          <w:lang w:eastAsia="x-none"/>
-        </w:rPr>
-        <w:t>Место прохождения практики</w:t>
-      </w:r>
-      <w:r>
-        <w:rPr>
-          <w:rFonts w:eastAsia="Times New Roman" w:cs="Times New Roman" w:ascii="Times New Roman" w:hAnsi="Times New Roman"/>
-          <w:sz w:val="24"/>
-          <w:szCs w:val="24"/>
-          <w:u w:val="none"/>
-          <w:lang w:val="en-US" w:eastAsia="x-none"/>
-        </w:rPr>
-        <w:t>:</w:t>
-      </w:r>
-      <w:r>
-        <w:rPr>
-          <w:rFonts w:eastAsia="Times New Roman" w:cs="Times New Roman" w:ascii="Times New Roman" w:hAnsi="Times New Roman"/>
-          <w:sz w:val="24"/>
-          <w:szCs w:val="24"/>
-          <w:u w:val="none"/>
-          <w:lang w:eastAsia="x-none"/>
-        </w:rPr>
-        <w:t xml:space="preserve"> </w:t>
-      </w:r>
-      <w:r>
-        <w:rPr>
-          <w:rFonts w:eastAsia="Times New Roman" w:cs="Times New Roman" w:ascii="Times New Roman" w:hAnsi="Times New Roman"/>
-          <w:b w:val="false"/>
-          <w:bCs w:val="false"/>
-          <w:sz w:val="24"/>
-          <w:szCs w:val="24"/>
-          <w:u w:val="single"/>
-          <w:shd w:fill="FFFF00" w:val="clear"/>
-          <w:lang w:eastAsia="x-none"/>
-          <w:highlight w:val="white"/>
-        </w:rPr>
-        <w:t>ИМ СО РАН, Лаборатория теории вычислимости и прикладной логики</w:t>
-      </w:r>
-    </w:p>
-    <w:p>
-      <w:pPr>
-        <w:pStyle w:val="Normal"/>
-        <w:spacing w:lineRule="auto" w:line="240" w:before="0" w:after="0"/>
-        <w:jc w:val="both"/>
-        <w:rPr>
-          <w:rFonts w:ascii="Times New Roman" w:hAnsi="Times New Roman" w:cs="Times New Roman"/>
-          <w:sz w:val="18"/>
-          <w:szCs w:val="18"/>
-        </w:rPr>
-      </w:pPr>
-      <w:r>
-        <w:rPr>
-          <w:rFonts w:cs="Times New Roman" w:ascii="Times New Roman" w:hAnsi="Times New Roman"/>
-          <w:sz w:val="24"/>
-          <w:szCs w:val="24"/>
-        </w:rPr>
-        <w:tab/>
-        <w:tab/>
-        <w:tab/>
-        <w:tab/>
-        <w:t xml:space="preserve">           </w:t>
-      </w:r>
-      <w:r>
-        <w:rPr>
-          <w:rFonts w:cs="Times New Roman" w:ascii="Times New Roman" w:hAnsi="Times New Roman"/>
-          <w:sz w:val="18"/>
-          <w:szCs w:val="18"/>
-        </w:rPr>
-        <w:t>(наименование организации и структурного подразделения)</w:t>
-      </w:r>
-    </w:p>
-    <w:p>
-      <w:pPr>
-        <w:pStyle w:val="Normal"/>
-        <w:spacing w:lineRule="auto" w:line="240" w:before="0" w:after="0"/>
-        <w:jc w:val="both"/>
-        <w:rPr>
-          <w:rFonts w:ascii="Times New Roman" w:hAnsi="Times New Roman" w:cs="Times New Roman"/>
-          <w:sz w:val="24"/>
-          <w:szCs w:val="24"/>
-        </w:rPr>
-      </w:pPr>
-      <w:r>
-        <w:rPr>
-          <w:rFonts w:cs="Times New Roman" w:ascii="Times New Roman" w:hAnsi="Times New Roman"/>
-          <w:sz w:val="24"/>
-          <w:szCs w:val="24"/>
-        </w:rPr>
-        <w:t xml:space="preserve">Должность обучающегося на практике </w:t>
-      </w:r>
-      <w:r>
-        <w:rPr>
-          <w:rFonts w:cs="Times New Roman" w:ascii="Times New Roman" w:hAnsi="Times New Roman"/>
-          <w:sz w:val="24"/>
-          <w:szCs w:val="24"/>
-          <w:highlight w:val="yellow"/>
-        </w:rPr>
-        <w:t>___________________________________________</w:t>
-      </w:r>
-    </w:p>
-    <w:p>
-      <w:pPr>
-        <w:pStyle w:val="Normal"/>
-        <w:spacing w:lineRule="auto" w:line="240" w:before="0" w:after="0"/>
-        <w:jc w:val="both"/>
-        <w:rPr>
-          <w:rFonts w:ascii="Times New Roman" w:hAnsi="Times New Roman" w:cs="Times New Roman"/>
-          <w:sz w:val="18"/>
-          <w:szCs w:val="18"/>
-        </w:rPr>
-      </w:pPr>
-      <w:r>
-        <w:rPr>
-          <w:rFonts w:cs="Times New Roman" w:ascii="Times New Roman" w:hAnsi="Times New Roman"/>
-          <w:sz w:val="24"/>
-          <w:szCs w:val="24"/>
-        </w:rPr>
-        <w:tab/>
-        <w:tab/>
-        <w:tab/>
-        <w:tab/>
-        <w:tab/>
-        <w:tab/>
-        <w:tab/>
-      </w:r>
-      <w:r>
-        <w:rPr>
-          <w:rFonts w:cs="Times New Roman" w:ascii="Times New Roman" w:hAnsi="Times New Roman"/>
-          <w:sz w:val="18"/>
-          <w:szCs w:val="18"/>
-        </w:rPr>
-        <w:t>(указывается только в случае трудоустройства)</w:t>
-      </w:r>
-    </w:p>
-    <w:p>
-      <w:pPr>
-        <w:pStyle w:val="Normal"/>
-        <w:spacing w:lineRule="auto" w:line="240" w:before="0" w:after="0"/>
-        <w:jc w:val="both"/>
-        <w:rPr>
-          <w:rFonts w:ascii="Times New Roman" w:hAnsi="Times New Roman" w:cs="Times New Roman"/>
-          <w:sz w:val="24"/>
-          <w:szCs w:val="24"/>
-        </w:rPr>
-      </w:pPr>
-      <w:r>
-        <w:rPr>
-          <w:rFonts w:cs="Times New Roman" w:ascii="Times New Roman" w:hAnsi="Times New Roman"/>
-          <w:sz w:val="24"/>
-          <w:szCs w:val="24"/>
-        </w:rPr>
-        <w:t xml:space="preserve">Тема индивидуального задания: </w:t>
-      </w:r>
-      <w:r>
-        <w:rPr>
-          <w:rFonts w:eastAsia="Calibri" w:cs="Times New Roman" w:ascii="Times New Roman" w:hAnsi="Times New Roman"/>
-          <w:sz w:val="24"/>
-          <w:szCs w:val="24"/>
-          <w:highlight w:val="yellow"/>
+          <w:shd w:val="clear" w:color="auto" w:fill="FFFF00"/>
           <w:lang w:eastAsia="ru-RU"/>
         </w:rPr>
-        <w:t>не должна совпадать с темой ВКР!</w:t>
-      </w:r>
-    </w:p>
-    <w:p>
-      <w:pPr>
-        <w:pStyle w:val="Normal"/>
-        <w:spacing w:lineRule="auto" w:line="240" w:before="0" w:after="0"/>
-        <w:jc w:val="both"/>
-        <w:rPr>
-          <w:rFonts w:ascii="Times New Roman" w:hAnsi="Times New Roman" w:cs="Times New Roman"/>
-          <w:sz w:val="16"/>
-          <w:szCs w:val="16"/>
-        </w:rPr>
-      </w:pPr>
-      <w:r>
-        <w:rPr>
-          <w:rFonts w:cs="Times New Roman" w:ascii="Times New Roman" w:hAnsi="Times New Roman"/>
-          <w:sz w:val="16"/>
-          <w:szCs w:val="16"/>
-        </w:rPr>
-      </w:r>
-    </w:p>
-    <w:p>
-      <w:pPr>
-        <w:pStyle w:val="Normal"/>
-        <w:spacing w:lineRule="auto" w:line="240" w:before="0" w:after="0"/>
-        <w:jc w:val="both"/>
-        <w:rPr>
-          <w:rFonts w:ascii="Times New Roman" w:hAnsi="Times New Roman" w:eastAsia="Calibri" w:cs="Times New Roman"/>
-          <w:sz w:val="24"/>
-          <w:szCs w:val="24"/>
-          <w:lang w:eastAsia="ru-RU"/>
-        </w:rPr>
-      </w:pPr>
-      <w:r>
-        <w:rPr>
-          <w:rFonts w:eastAsia="Calibri" w:cs="Times New Roman" w:ascii="Times New Roman" w:hAnsi="Times New Roman"/>
-          <w:sz w:val="24"/>
-          <w:szCs w:val="24"/>
-          <w:lang w:eastAsia="ru-RU"/>
-        </w:rPr>
-        <w:t xml:space="preserve">проходил(а) практику </w:t>
-      </w:r>
-      <w:r>
-        <w:rPr>
-          <w:rFonts w:eastAsia="Calibri" w:cs="Times New Roman" w:ascii="Times New Roman" w:hAnsi="Times New Roman"/>
-          <w:b w:val="false"/>
-          <w:bCs w:val="false"/>
-          <w:sz w:val="24"/>
-          <w:szCs w:val="24"/>
-          <w:u w:val="none"/>
-          <w:shd w:fill="FFFF00" w:val="clear"/>
-          <w:lang w:eastAsia="ru-RU"/>
-          <w:highlight w:val="white"/>
-        </w:rPr>
         <w:t>с «02» февраля 2026 года по «02» мая 2026 года.</w:t>
       </w:r>
     </w:p>
     <w:p>
       <w:pPr>
-        <w:pStyle w:val="Normal"/>
-        <w:spacing w:lineRule="auto" w:line="240" w:before="0" w:after="0"/>
-        <w:rPr>
-          <w:rFonts w:ascii="Times New Roman" w:hAnsi="Times New Roman" w:eastAsia="Calibri" w:cs="Times New Roman"/>
+        <w:spacing w:after="0" w:line="240" w:lineRule="auto"/>
+        <w:rPr>
+          <w:rFonts w:ascii="Times New Roman" w:eastAsia="Calibri" w:hAnsi="Times New Roman" w:cs="Times New Roman"/>
           <w:sz w:val="16"/>
           <w:szCs w:val="16"/>
           <w:lang w:eastAsia="ru-RU"/>
@@ -828,7 +878,7 @@
       </w:pPr>
       <w:r>
         <w:rPr>
-          <w:rFonts w:eastAsia="Calibri" w:cs="Times New Roman" w:ascii="Times New Roman" w:hAnsi="Times New Roman"/>
+          <w:rFonts w:ascii="Times New Roman" w:eastAsia="Calibri" w:hAnsi="Times New Roman" w:cs="Times New Roman"/>
           <w:sz w:val="20"/>
           <w:szCs w:val="20"/>
           <w:lang w:eastAsia="ru-RU"/>
@@ -838,8 +888,7 @@
     </w:p>
     <w:p>
       <w:pPr>
-        <w:pStyle w:val="Normal"/>
-        <w:spacing w:lineRule="auto" w:line="240" w:before="120" w:after="120"/>
+        <w:spacing w:before="120" w:after="120" w:line="240" w:lineRule="auto"/>
         <w:jc w:val="center"/>
         <w:rPr>
           <w:rFonts w:ascii="Times New Roman" w:hAnsi="Times New Roman" w:cs="Times New Roman"/>
@@ -850,7 +899,7 @@
       </w:pPr>
       <w:r>
         <w:rPr>
-          <w:rFonts w:cs="Times New Roman" w:ascii="Times New Roman" w:hAnsi="Times New Roman"/>
+          <w:rFonts w:ascii="Times New Roman" w:hAnsi="Times New Roman" w:cs="Times New Roman"/>
           <w:b/>
           <w:sz w:val="24"/>
           <w:szCs w:val="24"/>
@@ -860,18 +909,10 @@
     </w:p>
     <w:tbl>
       <w:tblPr>
-        <w:tblStyle w:val="a3"/>
+        <w:tblStyle w:val="a9"/>
         <w:tblW w:w="9464" w:type="dxa"/>
-        <w:jc w:val="left"/>
-        <w:tblInd w:w="0" w:type="dxa"/>
         <w:tblLayout w:type="fixed"/>
-        <w:tblCellMar>
-          <w:top w:w="0" w:type="dxa"/>
-          <w:left w:w="108" w:type="dxa"/>
-          <w:bottom w:w="0" w:type="dxa"/>
-          <w:right w:w="108" w:type="dxa"/>
-        </w:tblCellMar>
-        <w:tblLook w:val="04a0" w:noHBand="0" w:noVBand="1" w:firstColumn="1" w:lastRow="0" w:lastColumn="0" w:firstRow="1"/>
+        <w:tblLook w:val="04A0" w:firstRow="1" w:lastRow="0" w:firstColumn="1" w:lastColumn="0" w:noHBand="0" w:noVBand="1"/>
       </w:tblPr>
       <w:tblGrid>
         <w:gridCol w:w="529"/>
@@ -883,20 +924,16 @@
       </w:tblGrid>
       <w:tr>
         <w:trPr>
-          <w:trHeight w:val="255" w:hRule="atLeast"/>
+          <w:trHeight w:val="255"/>
         </w:trPr>
         <w:tc>
           <w:tcPr>
             <w:tcW w:w="529" w:type="dxa"/>
             <w:vMerge w:val="restart"/>
-            <w:tcBorders/>
           </w:tcPr>
           <w:p>
             <w:pPr>
-              <w:pStyle w:val="Normal"/>
-              <w:widowControl/>
-              <w:suppressAutoHyphens w:val="true"/>
-              <w:spacing w:lineRule="auto" w:line="240" w:before="0" w:after="0"/>
+              <w:spacing w:after="0" w:line="240" w:lineRule="auto"/>
               <w:jc w:val="center"/>
               <w:rPr>
                 <w:rFonts w:ascii="Times New Roman" w:hAnsi="Times New Roman" w:cs="Times New Roman"/>
@@ -904,23 +941,9 @@
             </w:pPr>
             <w:r>
               <w:rPr>
-                <w:rFonts w:eastAsia="Calibri" w:cs="Times New Roman" w:ascii="Times New Roman" w:hAnsi="Times New Roman"/>
-                <w:kern w:val="0"/>
-                <w:sz w:val="22"/>
-                <w:szCs w:val="22"/>
-                <w:lang w:val="ru-RU" w:eastAsia="en-US" w:bidi="ar-SA"/>
-              </w:rPr>
-              <w:t xml:space="preserve">№ </w:t>
-            </w:r>
-            <w:r>
-              <w:rPr>
-                <w:rFonts w:eastAsia="Calibri" w:cs="Times New Roman" w:ascii="Times New Roman" w:hAnsi="Times New Roman"/>
-                <w:kern w:val="0"/>
-                <w:sz w:val="22"/>
-                <w:szCs w:val="22"/>
-                <w:lang w:val="ru-RU" w:eastAsia="en-US" w:bidi="ar-SA"/>
-              </w:rPr>
-              <w:t>п/п</w:t>
+                <w:rFonts w:ascii="Times New Roman" w:eastAsia="Calibri" w:hAnsi="Times New Roman" w:cs="Times New Roman"/>
+              </w:rPr>
+              <w:t>№ п/п</w:t>
             </w:r>
           </w:p>
         </w:tc>
@@ -928,14 +951,10 @@
           <w:tcPr>
             <w:tcW w:w="7380" w:type="dxa"/>
             <w:vMerge w:val="restart"/>
-            <w:tcBorders/>
           </w:tcPr>
           <w:p>
             <w:pPr>
-              <w:pStyle w:val="Normal"/>
-              <w:widowControl/>
-              <w:suppressAutoHyphens w:val="true"/>
-              <w:spacing w:lineRule="auto" w:line="240" w:before="0" w:after="0"/>
+              <w:spacing w:after="0" w:line="240" w:lineRule="auto"/>
               <w:jc w:val="center"/>
               <w:rPr>
                 <w:rFonts w:ascii="Times New Roman" w:hAnsi="Times New Roman" w:cs="Times New Roman"/>
@@ -943,21 +962,14 @@
             </w:pPr>
             <w:r>
               <w:rPr>
-                <w:rFonts w:eastAsia="Calibri" w:cs="Times New Roman" w:ascii="Times New Roman" w:hAnsi="Times New Roman"/>
-                <w:kern w:val="0"/>
-                <w:sz w:val="22"/>
-                <w:szCs w:val="22"/>
-                <w:lang w:val="ru-RU" w:eastAsia="en-US" w:bidi="ar-SA"/>
+                <w:rFonts w:ascii="Times New Roman" w:eastAsia="Calibri" w:hAnsi="Times New Roman" w:cs="Times New Roman"/>
               </w:rPr>
               <w:t>Показатели*</w:t>
             </w:r>
           </w:p>
           <w:p>
             <w:pPr>
-              <w:pStyle w:val="Normal"/>
-              <w:widowControl/>
-              <w:suppressAutoHyphens w:val="true"/>
-              <w:spacing w:lineRule="auto" w:line="240" w:before="0" w:after="0"/>
+              <w:spacing w:after="0" w:line="240" w:lineRule="auto"/>
               <w:jc w:val="center"/>
               <w:rPr>
                 <w:rFonts w:ascii="Times New Roman" w:hAnsi="Times New Roman" w:cs="Times New Roman"/>
@@ -965,11 +977,7 @@
             </w:pPr>
             <w:r>
               <w:rPr>
-                <w:rFonts w:eastAsia="Calibri" w:cs="Times New Roman" w:ascii="Times New Roman" w:hAnsi="Times New Roman"/>
-                <w:kern w:val="0"/>
-                <w:sz w:val="22"/>
-                <w:szCs w:val="22"/>
-                <w:lang w:val="ru-RU" w:eastAsia="en-US" w:bidi="ar-SA"/>
+                <w:rFonts w:ascii="Times New Roman" w:eastAsia="Calibri" w:hAnsi="Times New Roman" w:cs="Times New Roman"/>
               </w:rPr>
               <w:t>(планируемые результаты обучения)</w:t>
             </w:r>
@@ -979,14 +987,10 @@
           <w:tcPr>
             <w:tcW w:w="1555" w:type="dxa"/>
             <w:gridSpan w:val="4"/>
-            <w:tcBorders/>
           </w:tcPr>
           <w:p>
             <w:pPr>
-              <w:pStyle w:val="Normal"/>
-              <w:widowControl/>
-              <w:suppressAutoHyphens w:val="true"/>
-              <w:spacing w:lineRule="auto" w:line="240" w:before="0" w:after="0"/>
+              <w:spacing w:after="0" w:line="240" w:lineRule="auto"/>
               <w:jc w:val="center"/>
               <w:rPr>
                 <w:rFonts w:ascii="Times New Roman" w:hAnsi="Times New Roman" w:cs="Times New Roman"/>
@@ -995,12 +999,8 @@
             </w:pPr>
             <w:r>
               <w:rPr>
-                <w:rFonts w:eastAsia="Calibri" w:cs="Times New Roman" w:ascii="Times New Roman" w:hAnsi="Times New Roman"/>
+                <w:rFonts w:ascii="Times New Roman" w:eastAsia="Calibri" w:hAnsi="Times New Roman" w:cs="Times New Roman"/>
                 <w:b/>
-                <w:kern w:val="0"/>
-                <w:sz w:val="22"/>
-                <w:szCs w:val="22"/>
-                <w:lang w:val="ru-RU" w:eastAsia="en-US" w:bidi="ar-SA"/>
               </w:rPr>
               <w:t>Оценка</w:t>
             </w:r>
@@ -1009,69 +1009,45 @@
       </w:tr>
       <w:tr>
         <w:trPr>
-          <w:trHeight w:val="255" w:hRule="atLeast"/>
+          <w:trHeight w:val="255"/>
         </w:trPr>
         <w:tc>
           <w:tcPr>
             <w:tcW w:w="529" w:type="dxa"/>
-            <w:vMerge w:val="continue"/>
-            <w:tcBorders/>
+            <w:vMerge/>
           </w:tcPr>
           <w:p>
             <w:pPr>
-              <w:pStyle w:val="Normal"/>
-              <w:widowControl/>
-              <w:suppressAutoHyphens w:val="true"/>
-              <w:spacing w:lineRule="auto" w:line="240" w:before="0" w:after="0"/>
+              <w:spacing w:after="0" w:line="240" w:lineRule="auto"/>
               <w:jc w:val="center"/>
               <w:rPr>
                 <w:rFonts w:ascii="Times New Roman" w:hAnsi="Times New Roman" w:cs="Times New Roman"/>
               </w:rPr>
             </w:pPr>
-            <w:r>
-              <w:rPr>
-                <w:rFonts w:cs="Times New Roman" w:ascii="Times New Roman" w:hAnsi="Times New Roman"/>
-                <w:sz w:val="22"/>
-              </w:rPr>
-            </w:r>
           </w:p>
         </w:tc>
         <w:tc>
           <w:tcPr>
             <w:tcW w:w="7380" w:type="dxa"/>
-            <w:vMerge w:val="continue"/>
-            <w:tcBorders/>
+            <w:vMerge/>
           </w:tcPr>
           <w:p>
             <w:pPr>
-              <w:pStyle w:val="Normal"/>
-              <w:widowControl/>
-              <w:suppressAutoHyphens w:val="true"/>
-              <w:spacing w:lineRule="auto" w:line="240" w:before="0" w:after="0"/>
+              <w:spacing w:after="0" w:line="240" w:lineRule="auto"/>
               <w:jc w:val="center"/>
               <w:rPr>
                 <w:rFonts w:ascii="Times New Roman" w:hAnsi="Times New Roman" w:cs="Times New Roman"/>
               </w:rPr>
             </w:pPr>
-            <w:r>
-              <w:rPr>
-                <w:rFonts w:cs="Times New Roman" w:ascii="Times New Roman" w:hAnsi="Times New Roman"/>
-                <w:sz w:val="22"/>
-              </w:rPr>
-            </w:r>
           </w:p>
         </w:tc>
         <w:tc>
           <w:tcPr>
             <w:tcW w:w="424" w:type="dxa"/>
-            <w:tcBorders/>
           </w:tcPr>
           <w:p>
             <w:pPr>
-              <w:pStyle w:val="Normal"/>
-              <w:widowControl/>
-              <w:suppressAutoHyphens w:val="true"/>
-              <w:spacing w:lineRule="auto" w:line="240" w:before="0" w:after="0"/>
+              <w:spacing w:after="0" w:line="240" w:lineRule="auto"/>
               <w:jc w:val="center"/>
               <w:rPr>
                 <w:rFonts w:ascii="Times New Roman" w:hAnsi="Times New Roman" w:cs="Times New Roman"/>
@@ -1080,48 +1056,30 @@
             </w:pPr>
             <w:r>
               <w:rPr>
-                <w:rFonts w:eastAsia="Calibri" w:cs="Times New Roman" w:ascii="Times New Roman" w:hAnsi="Times New Roman"/>
+                <w:rFonts w:ascii="Times New Roman" w:eastAsia="Calibri" w:hAnsi="Times New Roman" w:cs="Times New Roman"/>
                 <w:b/>
-                <w:kern w:val="0"/>
-                <w:sz w:val="22"/>
-                <w:szCs w:val="22"/>
-                <w:lang w:val="ru-RU" w:eastAsia="en-US" w:bidi="ar-SA"/>
               </w:rPr>
               <w:t>5</w:t>
             </w:r>
           </w:p>
           <w:p>
             <w:pPr>
-              <w:pStyle w:val="Normal"/>
-              <w:widowControl/>
-              <w:suppressAutoHyphens w:val="true"/>
-              <w:spacing w:lineRule="auto" w:line="240" w:before="0" w:after="0"/>
+              <w:spacing w:after="0" w:line="240" w:lineRule="auto"/>
               <w:jc w:val="center"/>
               <w:rPr>
                 <w:rFonts w:ascii="Times New Roman" w:hAnsi="Times New Roman" w:cs="Times New Roman"/>
                 <w:b/>
               </w:rPr>
             </w:pPr>
-            <w:r>
-              <w:rPr>
-                <w:rFonts w:cs="Times New Roman" w:ascii="Times New Roman" w:hAnsi="Times New Roman"/>
-                <w:b/>
-                <w:sz w:val="22"/>
-              </w:rPr>
-            </w:r>
           </w:p>
         </w:tc>
         <w:tc>
           <w:tcPr>
             <w:tcW w:w="424" w:type="dxa"/>
-            <w:tcBorders/>
           </w:tcPr>
           <w:p>
             <w:pPr>
-              <w:pStyle w:val="Normal"/>
-              <w:widowControl/>
-              <w:suppressAutoHyphens w:val="true"/>
-              <w:spacing w:lineRule="auto" w:line="240" w:before="0" w:after="0"/>
+              <w:spacing w:after="0" w:line="240" w:lineRule="auto"/>
               <w:jc w:val="center"/>
               <w:rPr>
                 <w:rFonts w:ascii="Times New Roman" w:hAnsi="Times New Roman" w:cs="Times New Roman"/>
@@ -1130,12 +1088,8 @@
             </w:pPr>
             <w:r>
               <w:rPr>
-                <w:rFonts w:eastAsia="Calibri" w:cs="Times New Roman" w:ascii="Times New Roman" w:hAnsi="Times New Roman"/>
+                <w:rFonts w:ascii="Times New Roman" w:eastAsia="Calibri" w:hAnsi="Times New Roman" w:cs="Times New Roman"/>
                 <w:b/>
-                <w:kern w:val="0"/>
-                <w:sz w:val="22"/>
-                <w:szCs w:val="22"/>
-                <w:lang w:val="ru-RU" w:eastAsia="en-US" w:bidi="ar-SA"/>
               </w:rPr>
               <w:t>4</w:t>
             </w:r>
@@ -1144,14 +1098,10 @@
         <w:tc>
           <w:tcPr>
             <w:tcW w:w="283" w:type="dxa"/>
-            <w:tcBorders/>
           </w:tcPr>
           <w:p>
             <w:pPr>
-              <w:pStyle w:val="Normal"/>
-              <w:widowControl/>
-              <w:suppressAutoHyphens w:val="true"/>
-              <w:spacing w:lineRule="auto" w:line="240" w:before="0" w:after="0"/>
+              <w:spacing w:after="0" w:line="240" w:lineRule="auto"/>
               <w:jc w:val="center"/>
               <w:rPr>
                 <w:rFonts w:ascii="Times New Roman" w:hAnsi="Times New Roman" w:cs="Times New Roman"/>
@@ -1160,12 +1110,8 @@
             </w:pPr>
             <w:r>
               <w:rPr>
-                <w:rFonts w:eastAsia="Calibri" w:cs="Times New Roman" w:ascii="Times New Roman" w:hAnsi="Times New Roman"/>
+                <w:rFonts w:ascii="Times New Roman" w:eastAsia="Calibri" w:hAnsi="Times New Roman" w:cs="Times New Roman"/>
                 <w:b/>
-                <w:kern w:val="0"/>
-                <w:sz w:val="22"/>
-                <w:szCs w:val="22"/>
-                <w:lang w:val="ru-RU" w:eastAsia="en-US" w:bidi="ar-SA"/>
               </w:rPr>
               <w:t>3</w:t>
             </w:r>
@@ -1174,14 +1120,10 @@
         <w:tc>
           <w:tcPr>
             <w:tcW w:w="424" w:type="dxa"/>
-            <w:tcBorders/>
           </w:tcPr>
           <w:p>
             <w:pPr>
-              <w:pStyle w:val="Normal"/>
-              <w:widowControl/>
-              <w:suppressAutoHyphens w:val="true"/>
-              <w:spacing w:lineRule="auto" w:line="240" w:before="0" w:after="0"/>
+              <w:spacing w:after="0" w:line="240" w:lineRule="auto"/>
               <w:jc w:val="center"/>
               <w:rPr>
                 <w:rFonts w:ascii="Times New Roman" w:hAnsi="Times New Roman" w:cs="Times New Roman"/>
@@ -1190,12 +1132,8 @@
             </w:pPr>
             <w:r>
               <w:rPr>
-                <w:rFonts w:eastAsia="Calibri" w:cs="Times New Roman" w:ascii="Times New Roman" w:hAnsi="Times New Roman"/>
+                <w:rFonts w:ascii="Times New Roman" w:eastAsia="Calibri" w:hAnsi="Times New Roman" w:cs="Times New Roman"/>
                 <w:b/>
-                <w:kern w:val="0"/>
-                <w:sz w:val="22"/>
-                <w:szCs w:val="22"/>
-                <w:lang w:val="ru-RU" w:eastAsia="en-US" w:bidi="ar-SA"/>
               </w:rPr>
               <w:t>2</w:t>
             </w:r>
@@ -1205,13 +1143,13 @@
       <w:tr>
         <w:tc>
           <w:tcPr>
+            <w:tcW w:w="9464" w:type="dxa"/>
             <w:gridSpan w:val="6"/>
           </w:tcPr>
           <w:p>
             <w:r>
               <w:rPr>
-                <w:rFonts w:ascii="Times New Roman" w:hAnsi="Times New Roman" w:cs="Times New Roman" w:eastAsia="Times New Roman"/>
-                <w:sz w:val="22"/>
+                <w:rFonts w:ascii="Times New Roman" w:eastAsia="Times New Roman" w:hAnsi="Times New Roman" w:cs="Times New Roman"/>
               </w:rPr>
               <w:t>УК-1. Способен осуществлять поиск, критический анализ и синтез информации, применять системный подход для решения поставленных задач.</w:t>
             </w:r>
@@ -1220,62 +1158,81 @@
       </w:tr>
       <w:tr>
         <w:tc>
+          <w:tcPr>
+            <w:tcW w:w="529" w:type="dxa"/>
+          </w:tcPr>
           <w:p>
             <w:r>
               <w:rPr>
-                <w:rFonts w:ascii="Times New Roman" w:hAnsi="Times New Roman" w:cs="Times New Roman" w:eastAsia="Times New Roman"/>
-                <w:sz w:val="22"/>
+                <w:rFonts w:ascii="Times New Roman" w:eastAsia="Times New Roman" w:hAnsi="Times New Roman" w:cs="Times New Roman"/>
               </w:rPr>
               <w:t>1.</w:t>
             </w:r>
           </w:p>
         </w:tc>
         <w:tc>
+          <w:tcPr>
+            <w:tcW w:w="7380" w:type="dxa"/>
+          </w:tcPr>
           <w:p>
             <w:r>
               <w:rPr>
-                <w:rFonts w:ascii="Times New Roman" w:hAnsi="Times New Roman" w:cs="Times New Roman" w:eastAsia="Times New Roman"/>
-                <w:sz w:val="22"/>
+                <w:rFonts w:ascii="Times New Roman" w:eastAsia="Times New Roman" w:hAnsi="Times New Roman" w:cs="Times New Roman"/>
               </w:rPr>
               <w:t>УК-1.1 Знать: методики сбора и обработки информации; актуальные российские и зарубежные источники информации в сфере профессиональной деятельности; метод системного анализа;</w:t>
+            </w:r>
+            <w:r>
+              <w:rPr>
+                <w:rFonts w:ascii="Times New Roman" w:eastAsia="Times New Roman" w:hAnsi="Times New Roman" w:cs="Times New Roman"/>
+              </w:rPr>
               <w:br/>
               <w:t>-знает актуальные российские и зарубежные источники информации, методики сбора и обработки информации для решения профессиональной задачи, сформулированной в индивидуальном задании на практику; знает сущность и цели применения метода системного анализа.</w:t>
             </w:r>
           </w:p>
         </w:tc>
         <w:tc>
+          <w:tcPr>
+            <w:tcW w:w="424" w:type="dxa"/>
+          </w:tcPr>
           <w:p>
             <w:r>
               <w:rPr>
-                <w:rFonts w:ascii="Times New Roman" w:hAnsi="Times New Roman" w:cs="Times New Roman" w:eastAsia="Times New Roman"/>
-                <w:sz w:val="22"/>
-                <w:b w:val="on"/>
-                <w:highlight w:val="yellow"/>
+                <w:rFonts w:ascii="Times New Roman" w:eastAsia="Times New Roman" w:hAnsi="Times New Roman" w:cs="Times New Roman"/>
+                <w:b/>
               </w:rPr>
               <w:t>X</w:t>
             </w:r>
           </w:p>
         </w:tc>
         <w:tc>
+          <w:tcPr>
+            <w:tcW w:w="424" w:type="dxa"/>
+          </w:tcPr>
           <w:p/>
         </w:tc>
         <w:tc>
+          <w:tcPr>
+            <w:tcW w:w="283" w:type="dxa"/>
+          </w:tcPr>
           <w:p/>
         </w:tc>
         <w:tc>
+          <w:tcPr>
+            <w:tcW w:w="424" w:type="dxa"/>
+          </w:tcPr>
           <w:p/>
         </w:tc>
       </w:tr>
       <w:tr>
         <w:tc>
           <w:tcPr>
+            <w:tcW w:w="9464" w:type="dxa"/>
             <w:gridSpan w:val="6"/>
           </w:tcPr>
           <w:p>
             <w:r>
               <w:rPr>
-                <w:rFonts w:ascii="Times New Roman" w:hAnsi="Times New Roman" w:cs="Times New Roman" w:eastAsia="Times New Roman"/>
-                <w:sz w:val="22"/>
+                <w:rFonts w:ascii="Times New Roman" w:eastAsia="Times New Roman" w:hAnsi="Times New Roman" w:cs="Times New Roman"/>
               </w:rPr>
               <w:t>УК-6. Способен управлять своим временем, выстраивать и реализовывать траекторию саморазвития на основе принципов образования в течение всей жизни</w:t>
             </w:r>
@@ -1284,158 +1241,216 @@
       </w:tr>
       <w:tr>
         <w:tc>
+          <w:tcPr>
+            <w:tcW w:w="529" w:type="dxa"/>
+          </w:tcPr>
           <w:p>
             <w:r>
               <w:rPr>
-                <w:rFonts w:ascii="Times New Roman" w:hAnsi="Times New Roman" w:cs="Times New Roman" w:eastAsia="Times New Roman"/>
-                <w:sz w:val="22"/>
+                <w:rFonts w:ascii="Times New Roman" w:eastAsia="Times New Roman" w:hAnsi="Times New Roman" w:cs="Times New Roman"/>
               </w:rPr>
               <w:t>2.</w:t>
             </w:r>
           </w:p>
         </w:tc>
         <w:tc>
+          <w:tcPr>
+            <w:tcW w:w="7380" w:type="dxa"/>
+          </w:tcPr>
           <w:p>
             <w:r>
               <w:rPr>
-                <w:rFonts w:ascii="Times New Roman" w:hAnsi="Times New Roman" w:cs="Times New Roman" w:eastAsia="Times New Roman"/>
-                <w:sz w:val="22"/>
+                <w:rFonts w:ascii="Times New Roman" w:eastAsia="Times New Roman" w:hAnsi="Times New Roman" w:cs="Times New Roman"/>
               </w:rPr>
               <w:t>УК-6.1 Знать: основные приемы эффективного управления собственным временем; основные методики самоконтроля, саморазвития и самообразования на протяжении всей жизни;</w:t>
+            </w:r>
+            <w:r>
+              <w:rPr>
+                <w:rFonts w:ascii="Times New Roman" w:eastAsia="Times New Roman" w:hAnsi="Times New Roman" w:cs="Times New Roman"/>
+              </w:rPr>
               <w:br/>
               <w:t>-знает, какие методы управления собственным временем, методики самоконтроля, саморазвития и самообразования наиболее эффективны при решении профессиональной задачи, сформулированной в индивидуальном задании на практику.</w:t>
             </w:r>
           </w:p>
         </w:tc>
         <w:tc>
+          <w:tcPr>
+            <w:tcW w:w="424" w:type="dxa"/>
+          </w:tcPr>
           <w:p>
             <w:r>
               <w:rPr>
-                <w:rFonts w:ascii="Times New Roman" w:hAnsi="Times New Roman" w:cs="Times New Roman" w:eastAsia="Times New Roman"/>
-                <w:sz w:val="22"/>
-                <w:b w:val="on"/>
-                <w:highlight w:val="yellow"/>
+                <w:rFonts w:ascii="Times New Roman" w:eastAsia="Times New Roman" w:hAnsi="Times New Roman" w:cs="Times New Roman"/>
+                <w:b/>
               </w:rPr>
               <w:t>X</w:t>
             </w:r>
           </w:p>
         </w:tc>
         <w:tc>
+          <w:tcPr>
+            <w:tcW w:w="424" w:type="dxa"/>
+          </w:tcPr>
           <w:p/>
         </w:tc>
         <w:tc>
+          <w:tcPr>
+            <w:tcW w:w="283" w:type="dxa"/>
+          </w:tcPr>
           <w:p/>
         </w:tc>
         <w:tc>
+          <w:tcPr>
+            <w:tcW w:w="424" w:type="dxa"/>
+          </w:tcPr>
           <w:p/>
         </w:tc>
       </w:tr>
       <w:tr>
         <w:tc>
+          <w:tcPr>
+            <w:tcW w:w="529" w:type="dxa"/>
+          </w:tcPr>
           <w:p>
             <w:r>
               <w:rPr>
-                <w:rFonts w:ascii="Times New Roman" w:hAnsi="Times New Roman" w:cs="Times New Roman" w:eastAsia="Times New Roman"/>
-                <w:sz w:val="22"/>
-              </w:rPr>
+                <w:rFonts w:ascii="Times New Roman" w:eastAsia="Times New Roman" w:hAnsi="Times New Roman" w:cs="Times New Roman"/>
+              </w:rPr>
+              <w:lastRenderedPageBreak/>
               <w:t>3.</w:t>
             </w:r>
           </w:p>
         </w:tc>
         <w:tc>
+          <w:tcPr>
+            <w:tcW w:w="7380" w:type="dxa"/>
+          </w:tcPr>
           <w:p>
             <w:r>
               <w:rPr>
-                <w:rFonts w:ascii="Times New Roman" w:hAnsi="Times New Roman" w:cs="Times New Roman" w:eastAsia="Times New Roman"/>
-                <w:sz w:val="22"/>
+                <w:rFonts w:ascii="Times New Roman" w:eastAsia="Times New Roman" w:hAnsi="Times New Roman" w:cs="Times New Roman"/>
               </w:rPr>
               <w:t>УК-6.2 Уметь: эффективно планировать и контролировать собственное время; использовать методы саморегуляции, саморазвития и самообучения;</w:t>
+            </w:r>
+            <w:r>
+              <w:rPr>
+                <w:rFonts w:ascii="Times New Roman" w:eastAsia="Times New Roman" w:hAnsi="Times New Roman" w:cs="Times New Roman"/>
+              </w:rPr>
               <w:br/>
               <w:t>-умеет эффективно планировать и контролировать собственное время; использовать методы саморегуляции, саморазвития и самообучения.</w:t>
             </w:r>
           </w:p>
         </w:tc>
         <w:tc>
+          <w:tcPr>
+            <w:tcW w:w="424" w:type="dxa"/>
+          </w:tcPr>
           <w:p>
             <w:r>
               <w:rPr>
-                <w:rFonts w:ascii="Times New Roman" w:hAnsi="Times New Roman" w:cs="Times New Roman" w:eastAsia="Times New Roman"/>
-                <w:sz w:val="22"/>
-                <w:b w:val="on"/>
-                <w:highlight w:val="yellow"/>
+                <w:rFonts w:ascii="Times New Roman" w:eastAsia="Times New Roman" w:hAnsi="Times New Roman" w:cs="Times New Roman"/>
+                <w:b/>
               </w:rPr>
               <w:t>X</w:t>
             </w:r>
           </w:p>
         </w:tc>
         <w:tc>
+          <w:tcPr>
+            <w:tcW w:w="424" w:type="dxa"/>
+          </w:tcPr>
           <w:p/>
         </w:tc>
         <w:tc>
+          <w:tcPr>
+            <w:tcW w:w="283" w:type="dxa"/>
+          </w:tcPr>
           <w:p/>
         </w:tc>
         <w:tc>
+          <w:tcPr>
+            <w:tcW w:w="424" w:type="dxa"/>
+          </w:tcPr>
           <w:p/>
         </w:tc>
       </w:tr>
       <w:tr>
         <w:tc>
+          <w:tcPr>
+            <w:tcW w:w="529" w:type="dxa"/>
+          </w:tcPr>
           <w:p>
             <w:r>
               <w:rPr>
-                <w:rFonts w:ascii="Times New Roman" w:hAnsi="Times New Roman" w:cs="Times New Roman" w:eastAsia="Times New Roman"/>
-                <w:sz w:val="22"/>
+                <w:rFonts w:ascii="Times New Roman" w:eastAsia="Times New Roman" w:hAnsi="Times New Roman" w:cs="Times New Roman"/>
               </w:rPr>
               <w:t>4.</w:t>
             </w:r>
           </w:p>
         </w:tc>
         <w:tc>
+          <w:tcPr>
+            <w:tcW w:w="7380" w:type="dxa"/>
+          </w:tcPr>
           <w:p>
             <w:r>
               <w:rPr>
-                <w:rFonts w:ascii="Times New Roman" w:hAnsi="Times New Roman" w:cs="Times New Roman" w:eastAsia="Times New Roman"/>
-                <w:sz w:val="22"/>
+                <w:rFonts w:ascii="Times New Roman" w:eastAsia="Times New Roman" w:hAnsi="Times New Roman" w:cs="Times New Roman"/>
               </w:rPr>
               <w:t>УК-6.3 Владеть: методами управления собственным временем; технологиями приобретения, использования и обновления социокультурных и профессиональных знаний, умений, и навыков; методиками саморазвития и самообразования в течение всей жизни;</w:t>
+            </w:r>
+            <w:r>
+              <w:rPr>
+                <w:rFonts w:ascii="Times New Roman" w:eastAsia="Times New Roman" w:hAnsi="Times New Roman" w:cs="Times New Roman"/>
+              </w:rPr>
               <w:br/>
               <w:t>- владеет навыками распределения времени и других ресурсов для достижения поставленных целей и задач. Самостоятельно определяет и осваивает материал, необходимый для достижения поставленных целей.</w:t>
             </w:r>
           </w:p>
         </w:tc>
         <w:tc>
+          <w:tcPr>
+            <w:tcW w:w="424" w:type="dxa"/>
+          </w:tcPr>
           <w:p>
             <w:r>
               <w:rPr>
-                <w:rFonts w:ascii="Times New Roman" w:hAnsi="Times New Roman" w:cs="Times New Roman" w:eastAsia="Times New Roman"/>
-                <w:sz w:val="22"/>
-                <w:b w:val="on"/>
-                <w:highlight w:val="yellow"/>
+                <w:rFonts w:ascii="Times New Roman" w:eastAsia="Times New Roman" w:hAnsi="Times New Roman" w:cs="Times New Roman"/>
+                <w:b/>
               </w:rPr>
               <w:t>X</w:t>
             </w:r>
           </w:p>
         </w:tc>
         <w:tc>
+          <w:tcPr>
+            <w:tcW w:w="424" w:type="dxa"/>
+          </w:tcPr>
           <w:p/>
         </w:tc>
         <w:tc>
+          <w:tcPr>
+            <w:tcW w:w="283" w:type="dxa"/>
+          </w:tcPr>
           <w:p/>
         </w:tc>
         <w:tc>
+          <w:tcPr>
+            <w:tcW w:w="424" w:type="dxa"/>
+          </w:tcPr>
           <w:p/>
         </w:tc>
       </w:tr>
       <w:tr>
         <w:tc>
           <w:tcPr>
+            <w:tcW w:w="9464" w:type="dxa"/>
             <w:gridSpan w:val="6"/>
           </w:tcPr>
           <w:p>
             <w:r>
               <w:rPr>
-                <w:rFonts w:ascii="Times New Roman" w:hAnsi="Times New Roman" w:cs="Times New Roman" w:eastAsia="Times New Roman"/>
-                <w:sz w:val="22"/>
+                <w:rFonts w:ascii="Times New Roman" w:eastAsia="Times New Roman" w:hAnsi="Times New Roman" w:cs="Times New Roman"/>
               </w:rPr>
               <w:t>ПКС-2 Способен разрабатывать компоненты системных программных продуктов</w:t>
             </w:r>
@@ -1444,55 +1459,75 @@
       </w:tr>
       <w:tr>
         <w:tc>
+          <w:tcPr>
+            <w:tcW w:w="529" w:type="dxa"/>
+          </w:tcPr>
           <w:p>
             <w:r>
               <w:rPr>
-                <w:rFonts w:ascii="Times New Roman" w:hAnsi="Times New Roman" w:cs="Times New Roman" w:eastAsia="Times New Roman"/>
-                <w:sz w:val="22"/>
+                <w:rFonts w:ascii="Times New Roman" w:eastAsia="Times New Roman" w:hAnsi="Times New Roman" w:cs="Times New Roman"/>
               </w:rPr>
               <w:t>5.</w:t>
             </w:r>
           </w:p>
         </w:tc>
         <w:tc>
+          <w:tcPr>
+            <w:tcW w:w="7380" w:type="dxa"/>
+          </w:tcPr>
           <w:p>
             <w:r>
               <w:rPr>
-                <w:rFonts w:ascii="Times New Roman" w:hAnsi="Times New Roman" w:cs="Times New Roman" w:eastAsia="Times New Roman"/>
-                <w:sz w:val="22"/>
+                <w:rFonts w:ascii="Times New Roman" w:eastAsia="Times New Roman" w:hAnsi="Times New Roman" w:cs="Times New Roman"/>
               </w:rPr>
               <w:t>ПКС-2.3 Уметь применять знания в области разработки ПО в предметной области;</w:t>
+            </w:r>
+            <w:r>
+              <w:rPr>
+                <w:rFonts w:ascii="Times New Roman" w:eastAsia="Times New Roman" w:hAnsi="Times New Roman" w:cs="Times New Roman"/>
+              </w:rPr>
               <w:br/>
               <w:t>- способен разработать/модернизировать ПО в соответствии с техническим заданием.</w:t>
             </w:r>
           </w:p>
         </w:tc>
         <w:tc>
+          <w:tcPr>
+            <w:tcW w:w="424" w:type="dxa"/>
+          </w:tcPr>
           <w:p>
             <w:r>
               <w:rPr>
-                <w:rFonts w:ascii="Times New Roman" w:hAnsi="Times New Roman" w:cs="Times New Roman" w:eastAsia="Times New Roman"/>
-                <w:sz w:val="22"/>
-                <w:b w:val="on"/>
-                <w:highlight w:val="yellow"/>
+                <w:rFonts w:ascii="Times New Roman" w:eastAsia="Times New Roman" w:hAnsi="Times New Roman" w:cs="Times New Roman"/>
+                <w:b/>
               </w:rPr>
               <w:t>X</w:t>
             </w:r>
           </w:p>
         </w:tc>
         <w:tc>
+          <w:tcPr>
+            <w:tcW w:w="424" w:type="dxa"/>
+          </w:tcPr>
           <w:p/>
         </w:tc>
         <w:tc>
+          <w:tcPr>
+            <w:tcW w:w="283" w:type="dxa"/>
+          </w:tcPr>
           <w:p/>
         </w:tc>
         <w:tc>
+          <w:tcPr>
+            <w:tcW w:w="424" w:type="dxa"/>
+          </w:tcPr>
           <w:p/>
         </w:tc>
       </w:tr>
       <w:tr>
         <w:tc>
           <w:tcPr>
+            <w:tcW w:w="7909" w:type="dxa"/>
             <w:gridSpan w:val="2"/>
             <w:vAlign w:val="center"/>
           </w:tcPr>
@@ -1502,17 +1537,21 @@
             </w:pPr>
             <w:r>
               <w:rPr>
-                <w:rFonts w:ascii="Times New Roman" w:hAnsi="Times New Roman" w:cs="Times New Roman" w:eastAsia="Times New Roman"/>
-                <w:sz w:val="22"/>
-                <w:b w:val="on"/>
+                <w:rFonts w:ascii="Times New Roman" w:eastAsia="Times New Roman" w:hAnsi="Times New Roman" w:cs="Times New Roman"/>
+                <w:b/>
               </w:rPr>
               <w:t>ИТОГОВАЯ ОЦЕНКА</w:t>
+            </w:r>
+            <w:r>
+              <w:rPr>
+                <w:rFonts w:ascii="Times New Roman" w:eastAsia="Times New Roman" w:hAnsi="Times New Roman" w:cs="Times New Roman"/>
+                <w:b/>
+              </w:rPr>
               <w:br/>
             </w:r>
             <w:r>
               <w:rPr>
-                <w:rFonts w:ascii="Times New Roman" w:hAnsi="Times New Roman" w:cs="Times New Roman" w:eastAsia="Times New Roman"/>
-                <w:sz w:val="22"/>
+                <w:rFonts w:ascii="Times New Roman" w:eastAsia="Times New Roman" w:hAnsi="Times New Roman" w:cs="Times New Roman"/>
               </w:rPr>
               <w:t>(отлично, хорошо, удовлетворительно, неудовлетворительно)</w:t>
             </w:r>
@@ -1520,6 +1559,7 @@
         </w:tc>
         <w:tc>
           <w:tcPr>
+            <w:tcW w:w="1555" w:type="dxa"/>
             <w:gridSpan w:val="4"/>
             <w:vAlign w:val="center"/>
           </w:tcPr>
@@ -1529,9 +1569,7 @@
             </w:pPr>
             <w:r>
               <w:rPr>
-                <w:rFonts w:ascii="Times New Roman" w:hAnsi="Times New Roman" w:cs="Times New Roman" w:eastAsia="Times New Roman"/>
-                <w:sz w:val="22"/>
-                <w:highlight w:val="yellow"/>
+                <w:rFonts w:ascii="Times New Roman" w:eastAsia="Times New Roman" w:hAnsi="Times New Roman" w:cs="Times New Roman"/>
               </w:rPr>
               <w:t>Отлично</w:t>
             </w:r>
@@ -1541,8 +1579,7 @@
     </w:tbl>
     <w:p>
       <w:pPr>
-        <w:pStyle w:val="Normal"/>
-        <w:spacing w:lineRule="auto" w:line="240" w:before="0" w:after="0"/>
+        <w:spacing w:after="0" w:line="240" w:lineRule="auto"/>
         <w:ind w:left="360"/>
         <w:rPr>
           <w:rFonts w:ascii="Times New Roman" w:hAnsi="Times New Roman" w:cs="Times New Roman"/>
@@ -1551,390 +1588,216 @@
           <w:szCs w:val="24"/>
         </w:rPr>
       </w:pPr>
-      <w:r>
-        <w:rPr>
-          <w:rFonts w:cs="Times New Roman" w:ascii="Times New Roman" w:hAnsi="Times New Roman"/>
-          <w:b/>
-          <w:sz w:val="24"/>
-          <w:szCs w:val="24"/>
-        </w:rPr>
-        <w:t>_________________</w:t>
-      </w:r>
-    </w:p>
-    <w:p>
-      <w:pPr>
-        <w:pStyle w:val="Normal"/>
-        <w:spacing w:lineRule="auto" w:line="240" w:before="0" w:after="0"/>
-        <w:ind w:left="360"/>
-        <w:rPr>
-          <w:rFonts w:ascii="Times New Roman" w:hAnsi="Times New Roman" w:cs="Times New Roman"/>
-          <w:sz w:val="18"/>
-          <w:szCs w:val="18"/>
-        </w:rPr>
-      </w:pPr>
-      <w:r>
-        <w:rPr>
-          <w:rFonts w:cs="Times New Roman" w:ascii="Times New Roman" w:hAnsi="Times New Roman"/>
-          <w:b/>
-          <w:sz w:val="24"/>
-          <w:szCs w:val="24"/>
-        </w:rPr>
-        <w:t>*</w:t>
-      </w:r>
-      <w:r>
-        <w:rPr>
-          <w:rFonts w:cs="Times New Roman" w:ascii="Times New Roman" w:hAnsi="Times New Roman"/>
-          <w:sz w:val="18"/>
-          <w:szCs w:val="18"/>
-        </w:rPr>
-        <w:t>перечислить результаты, запланированные в  программе практики и в индивидуальном задании</w:t>
-      </w:r>
-    </w:p>
-    <w:p>
-      <w:pPr>
-        <w:pStyle w:val="Normal"/>
-        <w:spacing w:lineRule="auto" w:line="240" w:before="0" w:after="0"/>
+    </w:p>
+    <w:p>
+      <w:pPr>
+        <w:spacing w:after="0" w:line="240" w:lineRule="auto"/>
+        <w:ind w:firstLine="708"/>
+        <w:rPr>
+          <w:rFonts w:ascii="Times New Roman" w:hAnsi="Times New Roman" w:cs="Times New Roman"/>
+          <w:bCs/>
+          <w:sz w:val="24"/>
+          <w:szCs w:val="24"/>
+        </w:rPr>
+      </w:pPr>
+      <w:r>
+        <w:rPr>
+          <w:rFonts w:ascii="Times New Roman" w:hAnsi="Times New Roman" w:cs="Times New Roman"/>
+          <w:bCs/>
+          <w:sz w:val="24"/>
+          <w:szCs w:val="24"/>
+        </w:rPr>
+        <w:t>В ходе практики обучающимся достигнуты следующие результаты, запланированные в программе практики и индивидуальном задании: проведён анализ существующих программных решений сходного назначения и сформулированы требования к реализации; реализованы ключевые компоненты программной системы автоматизированного извлечения знаний из документов, включая модули преобразования документов, извлечения значений полей, построения и интеграции графа фактов; реализована подсистема взаимодействия с большой языковой моделью и средства автоматизированной генерации шаблонов; разработан графический пользовательский интерфейс; проведена апробация системы на наборе реальных документов кафедры; подготовлен текст отчёта о практике и проект пояснительной записки к выпускной квалификационной работе.</w:t>
+      </w:r>
+    </w:p>
+    <w:p>
+      <w:pPr>
+        <w:spacing w:after="0" w:line="240" w:lineRule="auto"/>
+        <w:ind w:firstLine="708"/>
         <w:jc w:val="both"/>
         <w:rPr>
           <w:rFonts w:ascii="Times New Roman" w:hAnsi="Times New Roman" w:cs="Times New Roman"/>
-          <w:b/>
-          <w:sz w:val="24"/>
-          <w:szCs w:val="24"/>
-        </w:rPr>
-      </w:pPr>
-      <w:r>
-        <w:rPr>
-          <w:rFonts w:cs="Times New Roman" w:ascii="Times New Roman" w:hAnsi="Times New Roman"/>
-          <w:b/>
-          <w:sz w:val="24"/>
-          <w:szCs w:val="24"/>
-        </w:rPr>
-      </w:r>
-    </w:p>
-    <w:p>
-      <w:pPr>
-        <w:pStyle w:val="Normal"/>
-        <w:spacing w:lineRule="auto" w:line="240" w:before="0" w:after="0"/>
-        <w:ind w:firstLine="720" w:right="200"/>
+          <w:bCs/>
+          <w:sz w:val="24"/>
+          <w:szCs w:val="24"/>
+        </w:rPr>
+      </w:pPr>
+      <w:r>
+        <w:rPr>
+          <w:rFonts w:ascii="Times New Roman" w:hAnsi="Times New Roman"/>
+          <w:bCs/>
+          <w:sz w:val="24"/>
+        </w:rPr>
+        <w:t>В период прохождения преддипломной практики обучающийся выполнял профессиональные задачи по реализации и апробации программной системы автоматизированного извлечения знаний из документов учебно-организационной деятельности кафедры. Архитектурный облик системы был выработан в ходе предшествующей научно-исследовательской работы; задачей преддипломной практики стала программная реализация системы, её интеграция с внешними средствами и проведение апробации на реальных документах.</w:t>
+      </w:r>
+    </w:p>
+    <w:p>
+      <w:pPr>
+        <w:spacing w:after="0" w:line="240" w:lineRule="auto"/>
+        <w:ind w:firstLine="708"/>
         <w:jc w:val="both"/>
         <w:rPr>
-          <w:rFonts w:ascii="Times New Roman" w:hAnsi="Times New Roman" w:eastAsia="Times New Roman" w:cs="Times New Roman"/>
-          <w:b/>
-          <w:sz w:val="24"/>
-          <w:szCs w:val="24"/>
-          <w:highlight w:val="yellow"/>
+          <w:rFonts w:ascii="Times New Roman" w:hAnsi="Times New Roman" w:cs="Times New Roman"/>
+          <w:bCs/>
+          <w:sz w:val="24"/>
+          <w:szCs w:val="24"/>
+        </w:rPr>
+      </w:pPr>
+      <w:r>
+        <w:rPr>
+          <w:rFonts w:ascii="Times New Roman" w:hAnsi="Times New Roman"/>
+          <w:bCs/>
+          <w:sz w:val="24"/>
+        </w:rPr>
+        <w:t>В ходе практики обучающимся реализованы все ключевые компоненты системы: модули конвейера обработки документа (преобразования к унифицированному представлению, определения класса документа, извлечения значений полей, построения чернового графа фактов и интеграции в общую онтологическую модель), декларативный язык извлечения значений полей, концепты онтологии с идентификационными стратегиями, подсистема взаимодействия с большой языковой моделью, средства автоматизированной генерации шаблонов и графический пользовательский интерфейс. Программная реализация выполнена качественно, с применением принципов модульной декомпозиции и разделения ответственности; исходный код снабжён осмысленными комментариями.</w:t>
+      </w:r>
+    </w:p>
+    <w:p>
+      <w:pPr>
+        <w:spacing w:after="0" w:line="240" w:lineRule="auto"/>
+        <w:ind w:firstLine="708"/>
+        <w:jc w:val="both"/>
+        <w:rPr>
+          <w:rFonts w:ascii="Times New Roman" w:hAnsi="Times New Roman" w:cs="Times New Roman"/>
+          <w:bCs/>
+          <w:sz w:val="24"/>
+          <w:szCs w:val="24"/>
+        </w:rPr>
+      </w:pPr>
+      <w:r>
+        <w:rPr>
+          <w:rFonts w:ascii="Times New Roman" w:hAnsi="Times New Roman"/>
+          <w:bCs/>
+          <w:sz w:val="24"/>
+        </w:rPr>
+        <w:t>Программа практики выполнена обучающимся в полном объёме. К окончанию практики получена работоспособная программная система, проведена качественная апробация на наборе реальных документов кафедры, подготовлен текст отчёта о практике и проект пояснительной записки к выпускной квалификационной работе.</w:t>
+      </w:r>
+    </w:p>
+    <w:p>
+      <w:pPr>
+        <w:spacing w:after="0" w:line="240" w:lineRule="auto"/>
+        <w:jc w:val="both"/>
+        <w:rPr>
+          <w:rFonts w:ascii="Times New Roman" w:hAnsi="Times New Roman" w:cs="Times New Roman"/>
+          <w:bCs/>
+          <w:sz w:val="24"/>
+          <w:szCs w:val="24"/>
+        </w:rPr>
+      </w:pPr>
+      <w:r>
+        <w:rPr>
+          <w:rFonts w:ascii="Times New Roman" w:hAnsi="Times New Roman"/>
+          <w:bCs/>
+          <w:sz w:val="24"/>
+        </w:rPr>
+        <w:lastRenderedPageBreak/>
+        <w:t>Обучающийся проявил ответственное и инициативное отношение к выполнению поставленных задач: самостоятельно планировал работу, своевременно представлял промежуточные результаты, аккуратно реагировал на замечания, проявлял настойчивость при решении нетривиальных подзадач (в частности, при формализации контракта взаимодействия с большой языковой моделью и при подборе эвристик распознавания структурных элементов документов формата DOCX). Посещаемость занятий и встреч с руководителем — регулярная, без пропусков.</w:t>
+      </w:r>
+    </w:p>
+    <w:p>
+      <w:pPr>
+        <w:spacing w:after="0" w:line="240" w:lineRule="auto"/>
+        <w:ind w:firstLine="708"/>
+        <w:jc w:val="both"/>
+        <w:rPr>
+          <w:rFonts w:ascii="Times New Roman" w:hAnsi="Times New Roman" w:cs="Times New Roman"/>
+          <w:bCs/>
+          <w:sz w:val="24"/>
+          <w:szCs w:val="24"/>
+        </w:rPr>
+      </w:pPr>
+      <w:r>
+        <w:rPr>
+          <w:rFonts w:ascii="Times New Roman" w:hAnsi="Times New Roman"/>
+          <w:bCs/>
+          <w:sz w:val="24"/>
+        </w:rPr>
+        <w:t>Сформированность планируемых результатов обучения, предусмотренных программой практики, оценивается как высокая. Обучающийся продемонстрировал владение методиками сбора и обработки информации, навыками работы с актуальными российскими и зарубежными источниками в области извлечения знаний из текстовых документов и онтологического моделирования (УК-1). Подтверждено умение эффективно планировать собственное время при выполнении длительной программной работы и применять методики самообразования и саморазвития (УК-6). Подтверждено умение применять знания в области разработки программного обеспечения в предметной области: реализована модульная программная система значительного объёма, выполнено её сопровождение в ходе апробации (ПКС-2.3).</w:t>
+      </w:r>
+    </w:p>
+    <w:p>
+      <w:pPr>
+        <w:spacing w:after="0" w:line="240" w:lineRule="auto"/>
+        <w:ind w:firstLine="708"/>
+        <w:jc w:val="both"/>
+        <w:rPr>
+          <w:rFonts w:ascii="Times New Roman" w:hAnsi="Times New Roman" w:cs="Times New Roman"/>
+          <w:bCs/>
+          <w:sz w:val="24"/>
+          <w:szCs w:val="24"/>
+        </w:rPr>
+      </w:pPr>
+      <w:r>
+        <w:rPr>
+          <w:rFonts w:ascii="Times New Roman" w:hAnsi="Times New Roman"/>
+          <w:bCs/>
+          <w:sz w:val="24"/>
+        </w:rPr>
+        <w:t>По итогам прохождения практики обучающийся подтверждает соответствие профессиональным требованиям к выпускнику бакалавриата по направлению 09.03.01 «Информатика и вычислительная техника» (профиль «Программная инженерия и компьютерные науки»). Обучающийся демонстрирует уверенные теоретические знания в области онтологического моделирования, обработки документов и взаимодействия с большими языковыми моделями, а также практические навыки разработки программных систем. Профессиональная пригодность обучающегося не вызывает сомнений; в качестве рекомендации можно отметить целесообразность дальнейшего развития навыков формализованного представления промежуточных результатов работы.</w:t>
+      </w:r>
+    </w:p>
+    <w:p>
+      <w:pPr>
+        <w:spacing w:after="0" w:line="240" w:lineRule="auto"/>
+        <w:jc w:val="both"/>
+        <w:rPr>
+          <w:rFonts w:ascii="Times New Roman" w:hAnsi="Times New Roman" w:cs="Times New Roman"/>
+          <w:b/>
+          <w:sz w:val="24"/>
+          <w:szCs w:val="24"/>
+        </w:rPr>
+      </w:pPr>
+    </w:p>
+    <w:p>
+      <w:pPr>
+        <w:spacing w:after="0" w:line="240" w:lineRule="auto"/>
+        <w:jc w:val="both"/>
+        <w:rPr>
+          <w:rFonts w:ascii="Times New Roman" w:eastAsia="Times New Roman" w:hAnsi="Times New Roman" w:cs="Times New Roman"/>
+        </w:rPr>
+      </w:pPr>
+      <w:r>
+        <w:rPr>
+          <w:rFonts w:ascii="Times New Roman" w:eastAsia="Calibri" w:hAnsi="Times New Roman" w:cs="Times New Roman"/>
+          <w:b/>
+          <w:lang w:eastAsia="ru-RU"/>
+        </w:rPr>
+        <w:t xml:space="preserve">Руководитель практики </w:t>
+      </w:r>
+      <w:r>
+        <w:rPr>
+          <w:rFonts w:ascii="Times New Roman" w:eastAsia="Times New Roman" w:hAnsi="Times New Roman" w:cs="Times New Roman"/>
+          <w:sz w:val="24"/>
+          <w:szCs w:val="24"/>
+          <w:highlight w:val="white"/>
           <w:u w:val="single"/>
+          <w:shd w:val="clear" w:color="auto" w:fill="FFFF00"/>
           <w:lang w:eastAsia="ru-RU"/>
         </w:rPr>
-      </w:pPr>
-      <w:r>
-        <w:rPr>
-          <w:rFonts w:eastAsia="Times New Roman" w:cs="Times New Roman" w:ascii="Times New Roman" w:hAnsi="Times New Roman"/>
-          <w:b/>
-          <w:sz w:val="24"/>
-          <w:szCs w:val="24"/>
-          <w:highlight w:val="yellow"/>
+        <w:t>ИМ СО РАН</w:t>
+      </w:r>
+      <w:r>
+        <w:rPr>
+          <w:rFonts w:ascii="Times New Roman" w:eastAsia="Times New Roman" w:hAnsi="Times New Roman" w:cs="Times New Roman"/>
           <w:u w:val="single"/>
+        </w:rPr>
+        <w:t xml:space="preserve"> </w:t>
+      </w:r>
+    </w:p>
+    <w:p>
+      <w:pPr>
+        <w:spacing w:after="0" w:line="240" w:lineRule="auto"/>
+        <w:ind w:left="2494"/>
+        <w:jc w:val="both"/>
+        <w:rPr>
+          <w:rFonts w:ascii="Times New Roman" w:eastAsia="Calibri" w:hAnsi="Times New Roman" w:cs="Times New Roman"/>
+          <w:b/>
           <w:lang w:eastAsia="ru-RU"/>
         </w:rPr>
-        <w:t>СТРУКТУРА ОТЗЫВА (удалить после (заполнения)</w:t>
-      </w:r>
-    </w:p>
-    <w:p>
-      <w:pPr>
-        <w:pStyle w:val="Normal"/>
-        <w:spacing w:lineRule="auto" w:line="240" w:before="0" w:after="0"/>
-        <w:ind w:firstLine="720" w:right="200"/>
-        <w:jc w:val="both"/>
-        <w:rPr>
-          <w:rFonts w:ascii="Times New Roman" w:hAnsi="Times New Roman" w:eastAsia="Times New Roman" w:cs="Times New Roman"/>
-          <w:b/>
-          <w:sz w:val="24"/>
-          <w:szCs w:val="24"/>
-          <w:highlight w:val="yellow"/>
-          <w:u w:val="single"/>
-          <w:lang w:eastAsia="ru-RU"/>
-        </w:rPr>
-      </w:pPr>
-      <w:r>
-        <w:rPr>
-          <w:rFonts w:eastAsia="Times New Roman" w:cs="Times New Roman" w:ascii="Times New Roman" w:hAnsi="Times New Roman"/>
-          <w:b/>
-          <w:sz w:val="24"/>
-          <w:szCs w:val="24"/>
-          <w:highlight w:val="yellow"/>
-          <w:u w:val="single"/>
-          <w:lang w:eastAsia="ru-RU"/>
-        </w:rPr>
-      </w:r>
-    </w:p>
-    <w:p>
-      <w:pPr>
-        <w:pStyle w:val="Normal"/>
-        <w:spacing w:lineRule="auto" w:line="240" w:before="0" w:after="0"/>
-        <w:ind w:firstLine="720" w:right="200"/>
-        <w:jc w:val="both"/>
-        <w:rPr>
-          <w:rFonts w:ascii="Times New Roman" w:hAnsi="Times New Roman" w:eastAsia="Times New Roman" w:cs="Times New Roman"/>
-          <w:b/>
-          <w:sz w:val="24"/>
-          <w:szCs w:val="24"/>
-          <w:highlight w:val="yellow"/>
-          <w:u w:val="single"/>
-          <w:lang w:eastAsia="ru-RU"/>
-        </w:rPr>
-      </w:pPr>
-      <w:r>
-        <w:rPr>
-          <w:rFonts w:eastAsia="Times New Roman" w:cs="Times New Roman" w:ascii="Times New Roman" w:hAnsi="Times New Roman"/>
-          <w:b/>
-          <w:sz w:val="24"/>
-          <w:szCs w:val="24"/>
-          <w:highlight w:val="yellow"/>
-          <w:u w:val="single"/>
-          <w:lang w:eastAsia="ru-RU"/>
-        </w:rPr>
-        <w:t>Отзыв заполняется на компьютере. В отзыве должны быть отражены:</w:t>
-      </w:r>
-    </w:p>
-    <w:p>
-      <w:pPr>
-        <w:pStyle w:val="ListParagraph"/>
-        <w:numPr>
-          <w:ilvl w:val="0"/>
-          <w:numId w:val="1"/>
-        </w:numPr>
-        <w:spacing w:lineRule="auto" w:line="240" w:before="0" w:after="0"/>
-        <w:ind w:hanging="360" w:left="720" w:right="200"/>
-        <w:contextualSpacing/>
-        <w:jc w:val="both"/>
-        <w:rPr>
-          <w:rFonts w:ascii="Times New Roman" w:hAnsi="Times New Roman" w:eastAsia="Times New Roman" w:cs="Times New Roman"/>
-          <w:sz w:val="24"/>
-          <w:szCs w:val="24"/>
-          <w:highlight w:val="yellow"/>
-          <w:u w:val="single"/>
-          <w:lang w:eastAsia="ru-RU"/>
-        </w:rPr>
-      </w:pPr>
-      <w:r>
-        <w:rPr>
-          <w:rFonts w:eastAsia="Times New Roman" w:cs="Times New Roman" w:ascii="Times New Roman" w:hAnsi="Times New Roman"/>
-          <w:sz w:val="24"/>
-          <w:szCs w:val="24"/>
-          <w:highlight w:val="yellow"/>
-          <w:u w:val="single"/>
-          <w:lang w:eastAsia="ru-RU"/>
-        </w:rPr>
-        <w:t>выполняемые студентом профессиональные задачи;</w:t>
-      </w:r>
-    </w:p>
-    <w:p>
-      <w:pPr>
-        <w:pStyle w:val="ListParagraph"/>
-        <w:numPr>
-          <w:ilvl w:val="0"/>
-          <w:numId w:val="1"/>
-        </w:numPr>
-        <w:spacing w:lineRule="auto" w:line="240" w:before="0" w:after="0"/>
-        <w:ind w:hanging="360" w:left="720" w:right="200"/>
-        <w:contextualSpacing/>
-        <w:jc w:val="both"/>
-        <w:rPr>
-          <w:rFonts w:ascii="Times New Roman" w:hAnsi="Times New Roman" w:eastAsia="Times New Roman" w:cs="Times New Roman"/>
-          <w:sz w:val="24"/>
-          <w:szCs w:val="24"/>
-          <w:highlight w:val="yellow"/>
-          <w:u w:val="single"/>
-          <w:lang w:eastAsia="ru-RU"/>
-        </w:rPr>
-      </w:pPr>
-      <w:r>
-        <w:rPr>
-          <w:rFonts w:eastAsia="Times New Roman" w:cs="Times New Roman" w:ascii="Times New Roman" w:hAnsi="Times New Roman"/>
-          <w:sz w:val="24"/>
-          <w:szCs w:val="24"/>
-          <w:highlight w:val="yellow"/>
-          <w:u w:val="single"/>
-          <w:lang w:eastAsia="ru-RU"/>
-        </w:rPr>
-        <w:t>полнота и качество выполнения программы практики, в том числе качество подготовки тезисов научных докладов и публикаций (если предусмотрено программой практики);</w:t>
-      </w:r>
-    </w:p>
-    <w:p>
-      <w:pPr>
-        <w:pStyle w:val="ListParagraph"/>
-        <w:numPr>
-          <w:ilvl w:val="0"/>
-          <w:numId w:val="1"/>
-        </w:numPr>
-        <w:spacing w:lineRule="auto" w:line="240" w:before="0" w:after="0"/>
-        <w:ind w:hanging="360" w:left="720" w:right="200"/>
-        <w:contextualSpacing/>
-        <w:jc w:val="both"/>
-        <w:rPr>
-          <w:rFonts w:ascii="Times New Roman" w:hAnsi="Times New Roman" w:eastAsia="Times New Roman" w:cs="Times New Roman"/>
-          <w:sz w:val="24"/>
-          <w:szCs w:val="24"/>
-          <w:highlight w:val="yellow"/>
-          <w:u w:val="single"/>
-          <w:lang w:eastAsia="ru-RU"/>
-        </w:rPr>
-      </w:pPr>
-      <w:r>
-        <w:rPr>
-          <w:rFonts w:eastAsia="Times New Roman" w:cs="Times New Roman" w:ascii="Times New Roman" w:hAnsi="Times New Roman"/>
-          <w:sz w:val="24"/>
-          <w:szCs w:val="24"/>
-          <w:highlight w:val="yellow"/>
-          <w:u w:val="single"/>
-          <w:lang w:eastAsia="ru-RU"/>
-        </w:rPr>
-        <w:t>отношение студента к выполнению заданий, полученных в период практики, данные посещаемости практики;</w:t>
-      </w:r>
-    </w:p>
-    <w:p>
-      <w:pPr>
-        <w:pStyle w:val="ListParagraph"/>
-        <w:numPr>
-          <w:ilvl w:val="0"/>
-          <w:numId w:val="1"/>
-        </w:numPr>
-        <w:spacing w:lineRule="auto" w:line="240" w:before="0" w:after="0"/>
-        <w:ind w:hanging="360" w:left="720" w:right="200"/>
-        <w:contextualSpacing/>
-        <w:jc w:val="both"/>
-        <w:rPr>
-          <w:rFonts w:ascii="Times New Roman" w:hAnsi="Times New Roman" w:eastAsia="Times New Roman" w:cs="Times New Roman"/>
-          <w:sz w:val="24"/>
-          <w:szCs w:val="24"/>
-          <w:highlight w:val="yellow"/>
-          <w:u w:val="single"/>
-          <w:lang w:eastAsia="ru-RU"/>
-        </w:rPr>
-      </w:pPr>
-      <w:r>
-        <w:rPr>
-          <w:rFonts w:eastAsia="Times New Roman" w:cs="Times New Roman" w:ascii="Times New Roman" w:hAnsi="Times New Roman"/>
-          <w:sz w:val="24"/>
-          <w:szCs w:val="24"/>
-          <w:highlight w:val="yellow"/>
-          <w:u w:val="single"/>
-          <w:lang w:eastAsia="ru-RU"/>
-        </w:rPr>
-        <w:t xml:space="preserve">оценка сформированности планируемых результатов обучения; </w:t>
-      </w:r>
-    </w:p>
-    <w:p>
-      <w:pPr>
-        <w:pStyle w:val="ListParagraph"/>
-        <w:numPr>
-          <w:ilvl w:val="0"/>
-          <w:numId w:val="1"/>
-        </w:numPr>
-        <w:spacing w:lineRule="auto" w:line="240" w:before="0" w:after="0"/>
-        <w:ind w:hanging="360" w:left="720" w:right="200"/>
-        <w:contextualSpacing/>
-        <w:jc w:val="both"/>
-        <w:rPr>
-          <w:rFonts w:ascii="Times New Roman" w:hAnsi="Times New Roman" w:eastAsia="Times New Roman" w:cs="Times New Roman"/>
-          <w:sz w:val="24"/>
-          <w:szCs w:val="24"/>
-          <w:highlight w:val="yellow"/>
-          <w:u w:val="single"/>
-          <w:lang w:eastAsia="ru-RU"/>
-        </w:rPr>
-      </w:pPr>
-      <w:r>
-        <w:rPr>
-          <w:rFonts w:eastAsia="Times New Roman" w:cs="Times New Roman" w:ascii="Times New Roman" w:hAnsi="Times New Roman"/>
-          <w:sz w:val="24"/>
-          <w:szCs w:val="24"/>
-          <w:highlight w:val="yellow"/>
-          <w:u w:val="single"/>
-          <w:lang w:eastAsia="ru-RU"/>
-        </w:rPr>
-        <w:t>выводы о профессиональной пригодности студента, комментарии о проявленных им личных и профессиональных качествах, включая его теоретические знания, практические навыки и умения.</w:t>
-      </w:r>
-    </w:p>
-    <w:p>
-      <w:pPr>
-        <w:pStyle w:val="Normal"/>
-        <w:spacing w:lineRule="auto" w:line="240" w:before="0" w:after="0"/>
-        <w:jc w:val="both"/>
-        <w:rPr>
-          <w:rFonts w:ascii="Times New Roman" w:hAnsi="Times New Roman" w:cs="Times New Roman"/>
-          <w:b/>
-          <w:sz w:val="24"/>
-          <w:szCs w:val="24"/>
-        </w:rPr>
-      </w:pPr>
-      <w:r>
-        <w:rPr>
-          <w:rFonts w:cs="Times New Roman" w:ascii="Times New Roman" w:hAnsi="Times New Roman"/>
-          <w:b/>
-          <w:sz w:val="24"/>
-          <w:szCs w:val="24"/>
-        </w:rPr>
-      </w:r>
-    </w:p>
-    <w:p>
-      <w:pPr>
-        <w:pStyle w:val="Normal"/>
-        <w:spacing w:lineRule="auto" w:line="240" w:before="0" w:after="0"/>
-        <w:jc w:val="both"/>
-        <w:rPr>
-          <w:rFonts w:ascii="Times New Roman" w:hAnsi="Times New Roman" w:eastAsia="Times New Roman" w:cs="Times New Roman"/>
-        </w:rPr>
-      </w:pPr>
-      <w:r>
-        <w:rPr>
-          <w:rFonts w:eastAsia="Calibri" w:cs="Times New Roman" w:ascii="Times New Roman" w:hAnsi="Times New Roman"/>
-          <w:b/>
-          <w:lang w:eastAsia="ru-RU"/>
-        </w:rPr>
-        <w:t xml:space="preserve">Руководитель практики </w:t>
-      </w:r>
-      <w:r>
-        <w:rPr>
-          <w:rFonts w:eastAsia="Times New Roman" w:cs="Times New Roman" w:ascii="Times New Roman" w:hAnsi="Times New Roman"/>
-          <w:b w:val="false"/>
-          <w:bCs w:val="false"/>
-          <w:sz w:val="24"/>
-          <w:szCs w:val="24"/>
-          <w:u w:val="single"/>
-          <w:shd w:fill="FFFF00" w:val="clear"/>
-          <w:lang w:eastAsia="ru-RU"/>
-          <w:highlight w:val="white"/>
-        </w:rPr>
-        <w:t>ИМ СО РАН</w:t>
-      </w:r>
-      <w:r>
-        <w:rPr>
-          <w:rFonts w:eastAsia="Times New Roman" w:cs="Times New Roman" w:ascii="Times New Roman" w:hAnsi="Times New Roman"/>
-          <w:u w:val="single"/>
-        </w:rPr>
-        <w:t xml:space="preserve"> </w:t>
-      </w:r>
-    </w:p>
-    <w:p>
-      <w:pPr>
-        <w:pStyle w:val="Normal"/>
-        <w:widowControl/>
-        <w:suppressAutoHyphens w:val="true"/>
-        <w:bidi w:val="0"/>
-        <w:spacing w:lineRule="auto" w:line="240" w:before="0" w:after="0"/>
-        <w:ind w:hanging="0" w:left="2494" w:right="0"/>
-        <w:jc w:val="both"/>
-        <w:rPr>
-          <w:rFonts w:ascii="Times New Roman" w:hAnsi="Times New Roman" w:eastAsia="Calibri" w:cs="Times New Roman"/>
-          <w:b/>
-          <w:lang w:eastAsia="ru-RU"/>
-        </w:rPr>
-      </w:pPr>
-      <w:r>
-        <w:rPr>
-          <w:rFonts w:eastAsia="Calibri" w:cs="Times New Roman" w:ascii="Times New Roman" w:hAnsi="Times New Roman"/>
+      </w:pPr>
+      <w:r>
+        <w:rPr>
+          <w:rFonts w:ascii="Times New Roman" w:eastAsia="Calibri" w:hAnsi="Times New Roman" w:cs="Times New Roman"/>
           <w:bCs/>
           <w:sz w:val="16"/>
           <w:szCs w:val="16"/>
@@ -1944,7 +1807,7 @@
       </w:r>
       <w:r>
         <w:rPr>
-          <w:rFonts w:eastAsia="Calibri" w:cs="Times New Roman" w:ascii="Times New Roman" w:hAnsi="Times New Roman"/>
+          <w:rFonts w:ascii="Times New Roman" w:eastAsia="Calibri" w:hAnsi="Times New Roman" w:cs="Times New Roman"/>
           <w:b/>
           <w:sz w:val="16"/>
           <w:szCs w:val="16"/>
@@ -1955,96 +1818,110 @@
     </w:p>
     <w:p>
       <w:pPr>
-        <w:pStyle w:val="Normal"/>
-        <w:spacing w:lineRule="auto" w:line="240" w:before="0" w:after="0"/>
+        <w:spacing w:after="0" w:line="240" w:lineRule="auto"/>
         <w:jc w:val="both"/>
         <w:rPr>
-          <w:rFonts w:ascii="Times New Roman" w:hAnsi="Times New Roman" w:eastAsia="Calibri" w:cs="Times New Roman"/>
+          <w:rFonts w:ascii="Times New Roman" w:eastAsia="Calibri" w:hAnsi="Times New Roman" w:cs="Times New Roman"/>
           <w:sz w:val="24"/>
           <w:szCs w:val="24"/>
           <w:lang w:eastAsia="ru-RU"/>
         </w:rPr>
       </w:pPr>
-      <w:r>
-        <w:rPr>
-          <w:rFonts w:eastAsia="Times New Roman" w:cs="Times New Roman" w:ascii="Times New Roman" w:hAnsi="Times New Roman"/>
+      <w:proofErr w:type="spellStart"/>
+      <w:r>
+        <w:rPr>
+          <w:rFonts w:ascii="Times New Roman" w:eastAsia="Times New Roman" w:hAnsi="Times New Roman" w:cs="Times New Roman"/>
           <w:color w:val="000000"/>
-          <w:kern w:val="0"/>
-          <w:sz w:val="22"/>
-          <w:szCs w:val="22"/>
+          <w:highlight w:val="white"/>
           <w:u w:val="single"/>
-          <w:shd w:fill="FFFF00" w:val="clear"/>
-          <w:lang w:val="ru-RU" w:eastAsia="zh-CN" w:bidi="hi-IN"/>
+          <w:shd w:val="clear" w:color="auto" w:fill="FFFF00"/>
+          <w:lang w:eastAsia="zh-CN" w:bidi="hi-IN"/>
+        </w:rPr>
+        <w:t>в.н.с</w:t>
+      </w:r>
+      <w:proofErr w:type="spellEnd"/>
+      <w:r>
+        <w:rPr>
+          <w:rFonts w:ascii="Times New Roman" w:eastAsia="Times New Roman" w:hAnsi="Times New Roman" w:cs="Times New Roman"/>
+          <w:color w:val="000000"/>
           <w:highlight w:val="white"/>
-        </w:rPr>
-        <w:t>в.н.с.</w:t>
-      </w:r>
-      <w:r>
-        <w:rPr>
-          <w:rFonts w:eastAsia="Times New Roman" w:cs="Times New Roman" w:ascii="Times New Roman" w:hAnsi="Times New Roman"/>
-          <w:color w:val="auto"/>
-          <w:kern w:val="0"/>
-          <w:sz w:val="22"/>
-          <w:szCs w:val="22"/>
-          <w:u w:val="none"/>
-          <w:lang w:val="ru-RU" w:eastAsia="zh-CN" w:bidi="hi-IN"/>
+          <w:u w:val="single"/>
+          <w:shd w:val="clear" w:color="auto" w:fill="FFFF00"/>
+          <w:lang w:eastAsia="zh-CN" w:bidi="hi-IN"/>
+        </w:rPr>
+        <w:t>.</w:t>
+      </w:r>
+      <w:r>
+        <w:rPr>
+          <w:rFonts w:ascii="Times New Roman" w:eastAsia="Times New Roman" w:hAnsi="Times New Roman" w:cs="Times New Roman"/>
+          <w:lang w:eastAsia="zh-CN" w:bidi="hi-IN"/>
         </w:rPr>
         <w:t xml:space="preserve"> </w:t>
       </w:r>
       <w:r>
         <w:rPr>
-          <w:rFonts w:eastAsia="Times New Roman" w:cs="Times New Roman" w:ascii="Times New Roman" w:hAnsi="Times New Roman"/>
+          <w:rFonts w:ascii="Times New Roman" w:eastAsia="Times New Roman" w:hAnsi="Times New Roman" w:cs="Times New Roman"/>
         </w:rPr>
         <w:t xml:space="preserve">__________ / </w:t>
       </w:r>
       <w:r>
         <w:rPr>
-          <w:rFonts w:eastAsia="Times New Roman" w:cs="Times New Roman" w:ascii="Times New Roman" w:hAnsi="Times New Roman"/>
+          <w:rFonts w:ascii="Times New Roman" w:eastAsia="Times New Roman" w:hAnsi="Times New Roman" w:cs="Times New Roman"/>
           <w:color w:val="000000"/>
-          <w:kern w:val="0"/>
-          <w:sz w:val="22"/>
-          <w:szCs w:val="22"/>
+          <w:highlight w:val="white"/>
           <w:u w:val="single"/>
-          <w:shd w:fill="FFFF00" w:val="clear"/>
-          <w:lang w:val="ru-RU" w:eastAsia="zh-CN" w:bidi="hi-IN"/>
-          <w:highlight w:val="white"/>
+          <w:shd w:val="clear" w:color="auto" w:fill="FFFF00"/>
+          <w:lang w:eastAsia="zh-CN" w:bidi="hi-IN"/>
         </w:rPr>
         <w:t>Пальчунов Дмитрий Евгеньевич</w:t>
       </w:r>
       <w:r>
         <w:rPr>
-          <w:rFonts w:eastAsia="Times New Roman" w:cs="Times New Roman" w:ascii="Times New Roman" w:hAnsi="Times New Roman"/>
+          <w:rFonts w:ascii="Times New Roman" w:eastAsia="Times New Roman" w:hAnsi="Times New Roman" w:cs="Times New Roman"/>
         </w:rPr>
         <w:tab/>
       </w:r>
     </w:p>
     <w:p>
       <w:pPr>
-        <w:pStyle w:val="Normal"/>
-        <w:spacing w:lineRule="auto" w:line="240" w:before="0" w:after="0"/>
+        <w:spacing w:after="0" w:line="240" w:lineRule="auto"/>
         <w:jc w:val="both"/>
-        <w:rPr>
-          <w:b w:val="false"/>
-          <w:bCs w:val="false"/>
-        </w:rPr>
-      </w:pPr>
-      <w:r>
-        <w:rPr>
-          <w:rFonts w:eastAsia="Calibri" w:cs="Times New Roman" w:ascii="Times New Roman" w:hAnsi="Times New Roman"/>
-          <w:b w:val="false"/>
-          <w:bCs w:val="false"/>
+      </w:pPr>
+      <w:r>
+        <w:rPr>
+          <w:rFonts w:ascii="Times New Roman" w:eastAsia="Calibri" w:hAnsi="Times New Roman" w:cs="Times New Roman"/>
           <w:sz w:val="24"/>
           <w:szCs w:val="24"/>
           <w:vertAlign w:val="superscript"/>
           <w:lang w:eastAsia="ru-RU"/>
         </w:rPr>
-        <w:t>(должность)   (подпись</w:t>
-      </w:r>
-      <w:r>
-        <w:rPr>
-          <w:rFonts w:eastAsia="Calibri" w:cs="Times New Roman" w:ascii="Times New Roman" w:hAnsi="Times New Roman"/>
-          <w:b w:val="false"/>
-          <w:bCs w:val="false"/>
+        <w:t>(</w:t>
+      </w:r>
+      <w:proofErr w:type="gramStart"/>
+      <w:r>
+        <w:rPr>
+          <w:rFonts w:ascii="Times New Roman" w:eastAsia="Calibri" w:hAnsi="Times New Roman" w:cs="Times New Roman"/>
+          <w:sz w:val="24"/>
+          <w:szCs w:val="24"/>
+          <w:vertAlign w:val="superscript"/>
+          <w:lang w:eastAsia="ru-RU"/>
+        </w:rPr>
+        <w:t xml:space="preserve">должность)   </w:t>
+      </w:r>
+      <w:proofErr w:type="gramEnd"/>
+      <w:r>
+        <w:rPr>
+          <w:rFonts w:ascii="Times New Roman" w:eastAsia="Calibri" w:hAnsi="Times New Roman" w:cs="Times New Roman"/>
+          <w:sz w:val="24"/>
+          <w:szCs w:val="24"/>
+          <w:vertAlign w:val="superscript"/>
+          <w:lang w:eastAsia="ru-RU"/>
+        </w:rPr>
+        <w:t>(подпись</w:t>
+      </w:r>
+      <w:r>
+        <w:rPr>
+          <w:rFonts w:ascii="Times New Roman" w:eastAsia="Calibri" w:hAnsi="Times New Roman" w:cs="Times New Roman"/>
           <w:sz w:val="28"/>
           <w:szCs w:val="28"/>
           <w:vertAlign w:val="superscript"/>
@@ -2054,9 +1931,7 @@
       </w:r>
       <w:r>
         <w:rPr>
-          <w:rFonts w:eastAsia="Calibri" w:cs="Times New Roman" w:ascii="Times New Roman" w:hAnsi="Times New Roman"/>
-          <w:b w:val="false"/>
-          <w:bCs w:val="false"/>
+          <w:rFonts w:ascii="Times New Roman" w:eastAsia="Calibri" w:hAnsi="Times New Roman" w:cs="Times New Roman"/>
           <w:sz w:val="24"/>
           <w:szCs w:val="24"/>
           <w:vertAlign w:val="superscript"/>
@@ -2067,11 +1942,10 @@
     </w:p>
     <w:p>
       <w:pPr>
-        <w:pStyle w:val="Normal"/>
-        <w:spacing w:lineRule="auto" w:line="240" w:before="0" w:after="0"/>
+        <w:spacing w:after="0" w:line="240" w:lineRule="auto"/>
         <w:jc w:val="both"/>
         <w:rPr>
-          <w:rFonts w:ascii="Times New Roman" w:hAnsi="Times New Roman" w:eastAsia="Calibri" w:cs="Times New Roman"/>
+          <w:rFonts w:ascii="Times New Roman" w:eastAsia="Calibri" w:hAnsi="Times New Roman" w:cs="Times New Roman"/>
           <w:b/>
           <w:sz w:val="28"/>
           <w:szCs w:val="28"/>
@@ -2079,49 +1953,29 @@
           <w:lang w:eastAsia="ru-RU"/>
         </w:rPr>
       </w:pPr>
-      <w:r>
-        <w:rPr>
-          <w:rFonts w:eastAsia="Calibri" w:cs="Times New Roman" w:ascii="Times New Roman" w:hAnsi="Times New Roman"/>
-          <w:b/>
-          <w:sz w:val="28"/>
-          <w:szCs w:val="28"/>
-          <w:vertAlign w:val="superscript"/>
+    </w:p>
+    <w:p>
+      <w:pPr>
+        <w:spacing w:after="0" w:line="240" w:lineRule="auto"/>
+        <w:jc w:val="both"/>
+      </w:pPr>
+      <w:r>
+        <w:rPr>
+          <w:rFonts w:ascii="Times New Roman" w:eastAsia="Calibri" w:hAnsi="Times New Roman" w:cs="Times New Roman"/>
+          <w:b/>
+          <w:highlight w:val="white"/>
+          <w:shd w:val="clear" w:color="auto" w:fill="FFFF00"/>
           <w:lang w:eastAsia="ru-RU"/>
         </w:rPr>
-      </w:r>
-    </w:p>
-    <w:p>
-      <w:pPr>
-        <w:pStyle w:val="Normal"/>
-        <w:spacing w:lineRule="auto" w:line="240" w:before="0" w:after="0"/>
+        <w:t>«02» мая 2026 г.</w:t>
+      </w:r>
+    </w:p>
+    <w:p>
+      <w:pPr>
+        <w:spacing w:after="0" w:line="240" w:lineRule="auto"/>
         <w:jc w:val="both"/>
         <w:rPr>
-          <w:sz w:val="22"/>
-          <w:szCs w:val="22"/>
-        </w:rPr>
-      </w:pPr>
-      <w:r>
-        <w:rPr>
-          <w:rFonts w:eastAsia="Calibri" w:cs="Times New Roman" w:ascii="Times New Roman" w:hAnsi="Times New Roman"/>
-          <w:b/>
-          <w:position w:val="0"/>
-          <w:sz w:val="22"/>
-          <w:szCs w:val="22"/>
-          <w:shd w:fill="FFFF00" w:val="clear"/>
-          <w:vertAlign w:val="baseline"/>
-          <w:lang w:eastAsia="ru-RU"/>
-          <w:highlight w:val="white"/>
-        </w:rPr>
-        <w:t>«02» мая 2026 г.</w:t>
-      </w:r>
-    </w:p>
-    <w:p>
-      <w:pPr>
-        <w:pStyle w:val="Normal"/>
-        <w:spacing w:lineRule="auto" w:line="240" w:before="0" w:after="0"/>
-        <w:jc w:val="both"/>
-        <w:rPr>
-          <w:rFonts w:ascii="Times New Roman" w:hAnsi="Times New Roman" w:eastAsia="Calibri" w:cs="Times New Roman"/>
+          <w:rFonts w:ascii="Times New Roman" w:eastAsia="Calibri" w:hAnsi="Times New Roman" w:cs="Times New Roman"/>
           <w:b/>
           <w:i/>
           <w:sz w:val="20"/>
@@ -2132,7 +1986,7 @@
       </w:pPr>
       <w:r>
         <w:rPr>
-          <w:rFonts w:eastAsia="Calibri" w:cs="Times New Roman" w:ascii="Times New Roman" w:hAnsi="Times New Roman"/>
+          <w:rFonts w:ascii="Times New Roman" w:eastAsia="Calibri" w:hAnsi="Times New Roman" w:cs="Times New Roman"/>
           <w:b/>
           <w:sz w:val="28"/>
           <w:szCs w:val="28"/>
@@ -2143,7 +1997,7 @@
       </w:r>
       <w:r>
         <w:rPr>
-          <w:rFonts w:eastAsia="Calibri" w:cs="Times New Roman" w:ascii="Times New Roman" w:hAnsi="Times New Roman"/>
+          <w:rFonts w:ascii="Times New Roman" w:eastAsia="Calibri" w:hAnsi="Times New Roman" w:cs="Times New Roman"/>
           <w:b/>
           <w:i/>
           <w:sz w:val="20"/>
@@ -2156,61 +2010,43 @@
     </w:p>
     <w:p>
       <w:pPr>
-        <w:pStyle w:val="Normal"/>
-        <w:spacing w:lineRule="auto" w:line="240" w:before="0" w:after="0"/>
+        <w:spacing w:after="0" w:line="240" w:lineRule="auto"/>
         <w:jc w:val="both"/>
         <w:rPr>
-          <w:rFonts w:ascii="Times New Roman" w:hAnsi="Times New Roman" w:eastAsia="Calibri" w:cs="Times New Roman"/>
+          <w:rFonts w:ascii="Times New Roman" w:eastAsia="Calibri" w:hAnsi="Times New Roman" w:cs="Times New Roman"/>
           <w:b/>
           <w:lang w:eastAsia="ru-RU"/>
         </w:rPr>
       </w:pPr>
-      <w:r>
-        <w:rPr>
-          <w:rFonts w:eastAsia="Calibri" w:cs="Times New Roman" w:ascii="Times New Roman" w:hAnsi="Times New Roman"/>
-          <w:b/>
+    </w:p>
+    <w:p>
+      <w:pPr>
+        <w:rPr>
+          <w:rFonts w:ascii="Times New Roman" w:eastAsia="Times New Roman" w:hAnsi="Times New Roman" w:cs="Times New Roman"/>
+          <w:b/>
+          <w:sz w:val="24"/>
+          <w:szCs w:val="24"/>
           <w:lang w:eastAsia="ru-RU"/>
         </w:rPr>
-      </w:r>
-    </w:p>
-    <w:p>
-      <w:pPr>
-        <w:pStyle w:val="Normal"/>
-        <w:spacing w:before="0" w:after="200"/>
-        <w:rPr>
-          <w:rFonts w:ascii="Times New Roman" w:hAnsi="Times New Roman" w:eastAsia="Times New Roman" w:cs="Times New Roman"/>
-          <w:b/>
-          <w:sz w:val="24"/>
-          <w:szCs w:val="24"/>
-          <w:lang w:eastAsia="ru-RU"/>
-        </w:rPr>
-      </w:pPr>
-      <w:r>
-        <w:rPr>
-          <w:rFonts w:eastAsia="Times New Roman" w:cs="Times New Roman" w:ascii="Times New Roman" w:hAnsi="Times New Roman"/>
-          <w:b/>
-          <w:sz w:val="24"/>
-          <w:szCs w:val="24"/>
-          <w:lang w:eastAsia="ru-RU"/>
-        </w:rPr>
-      </w:r>
+      </w:pPr>
     </w:p>
     <w:sectPr>
-      <w:type w:val="nextPage"/>
       <w:pgSz w:w="11906" w:h="16838"/>
-      <w:pgMar w:left="1134" w:right="851" w:gutter="0" w:header="0" w:top="709" w:footer="0" w:bottom="850"/>
-      <w:pgNumType w:fmt="decimal"/>
-      <w:formProt w:val="false"/>
-      <w:textDirection w:val="lrTb"/>
-      <w:docGrid w:type="default" w:linePitch="360" w:charSpace="0"/>
+      <w:pgMar w:top="709" w:right="851" w:bottom="850" w:left="1134" w:header="0" w:footer="0" w:gutter="0"/>
+      <w:cols w:space="720"/>
+      <w:formProt w:val="0"/>
+      <w:docGrid w:linePitch="360"/>
     </w:sectPr>
   </w:body>
 </w:document>
 </file>
 
 <file path=word/numbering.xml><?xml version="1.0" encoding="utf-8"?>
-<w:numbering xmlns:w="http://schemas.openxmlformats.org/wordprocessingml/2006/main" xmlns:o="urn:schemas-microsoft-com:office:office" xmlns:r="http://schemas.openxmlformats.org/officeDocument/2006/relationships" xmlns:v="urn:schemas-microsoft-com:vml" xmlns:mc="http://schemas.openxmlformats.org/markup-compatibility/2006" xmlns:w14="http://schemas.microsoft.com/office/word/2010/wordml" mc:Ignorable="w14">
-  <w:abstractNum w:abstractNumId="1">
+<w:numbering xmlns:wpc="http://schemas.microsoft.com/office/word/2010/wordprocessingCanvas" xmlns:cx="http://schemas.microsoft.com/office/drawing/2014/chartex" xmlns:cx1="http://schemas.microsoft.com/office/drawing/2015/9/8/chartex" xmlns:cx2="http://schemas.microsoft.com/office/drawing/2015/10/21/chartex" xmlns:cx3="http://schemas.microsoft.com/office/drawing/2016/5/9/chartex" xmlns:cx4="http://schemas.microsoft.com/office/drawing/2016/5/10/chartex" xmlns:cx5="http://schemas.microsoft.com/office/drawing/2016/5/11/chartex" xmlns:cx6="http://schemas.microsoft.com/office/drawing/2016/5/12/chartex" xmlns:cx7="http://schemas.microsoft.com/office/drawing/2016/5/13/chartex" xmlns:cx8="http://schemas.microsoft.com/office/drawing/2016/5/14/chartex" xmlns:mc="http://schemas.openxmlformats.org/markup-compatibility/2006" xmlns:aink="http://schemas.microsoft.com/office/drawing/2016/ink" xmlns:am3d="http://schemas.microsoft.com/office/drawing/2017/model3d" xmlns:o="urn:schemas-microsoft-com:office:office" xmlns:oel="http://schemas.microsoft.com/office/2019/extlst" xmlns:r="http://schemas.openxmlformats.org/officeDocument/2006/relationships" xmlns:m="http://schemas.openxmlformats.org/officeDocument/2006/math" xmlns:v="urn:schemas-microsoft-com:vml" xmlns:wp14="http://schemas.microsoft.com/office/word/2010/wordprocessingDrawing" xmlns:wp="http://schemas.openxmlformats.org/drawingml/2006/wordprocessingDrawing" xmlns:w10="urn:schemas-microsoft-com:office:word" xmlns:w="http://schemas.openxmlformats.org/wordprocessingml/2006/main" xmlns:w14="http://schemas.microsoft.com/office/word/2010/wordml" xmlns:w15="http://schemas.microsoft.com/office/word/2012/wordml" xmlns:w16cex="http://schemas.microsoft.com/office/word/2018/wordml/cex" xmlns:w16cid="http://schemas.microsoft.com/office/word/2016/wordml/cid" xmlns:w16="http://schemas.microsoft.com/office/word/2018/wordml" xmlns:w16sdtdh="http://schemas.microsoft.com/office/word/2020/wordml/sdtdatahash" xmlns:w16se="http://schemas.microsoft.com/office/word/2015/wordml/symex" xmlns:wpg="http://schemas.microsoft.com/office/word/2010/wordprocessingGroup" xmlns:wpi="http://schemas.microsoft.com/office/word/2010/wordprocessingInk" xmlns:wne="http://schemas.microsoft.com/office/word/2006/wordml" xmlns:wps="http://schemas.microsoft.com/office/word/2010/wordprocessingShape" mc:Ignorable="w14 w15 w16se w16cid w16 w16cex w16sdtdh wp14">
+  <w:abstractNum w:abstractNumId="0" w15:restartNumberingAfterBreak="0">
+    <w:nsid w:val="4EEE41E7"/>
+    <w:multiLevelType w:val="multilevel"/>
+    <w:tmpl w:val="FA8EE078"/>
     <w:lvl w:ilvl="0">
       <w:start w:val="1"/>
       <w:numFmt w:val="decimal"/>
@@ -2222,7 +2058,6 @@
         </w:tabs>
         <w:ind w:left="720" w:hanging="360"/>
       </w:pPr>
-      <w:rPr/>
     </w:lvl>
     <w:lvl w:ilvl="1">
       <w:start w:val="1"/>
@@ -2235,7 +2070,6 @@
         </w:tabs>
         <w:ind w:left="1440" w:hanging="360"/>
       </w:pPr>
-      <w:rPr/>
     </w:lvl>
     <w:lvl w:ilvl="2">
       <w:start w:val="1"/>
@@ -2248,7 +2082,6 @@
         </w:tabs>
         <w:ind w:left="2160" w:hanging="180"/>
       </w:pPr>
-      <w:rPr/>
     </w:lvl>
     <w:lvl w:ilvl="3">
       <w:start w:val="1"/>
@@ -2261,7 +2094,6 @@
         </w:tabs>
         <w:ind w:left="2880" w:hanging="360"/>
       </w:pPr>
-      <w:rPr/>
     </w:lvl>
     <w:lvl w:ilvl="4">
       <w:start w:val="1"/>
@@ -2274,7 +2106,6 @@
         </w:tabs>
         <w:ind w:left="3600" w:hanging="360"/>
       </w:pPr>
-      <w:rPr/>
     </w:lvl>
     <w:lvl w:ilvl="5">
       <w:start w:val="1"/>
@@ -2287,7 +2118,6 @@
         </w:tabs>
         <w:ind w:left="4320" w:hanging="180"/>
       </w:pPr>
-      <w:rPr/>
     </w:lvl>
     <w:lvl w:ilvl="6">
       <w:start w:val="1"/>
@@ -2300,7 +2130,6 @@
         </w:tabs>
         <w:ind w:left="5040" w:hanging="360"/>
       </w:pPr>
-      <w:rPr/>
     </w:lvl>
     <w:lvl w:ilvl="7">
       <w:start w:val="1"/>
@@ -2313,7 +2142,6 @@
         </w:tabs>
         <w:ind w:left="5760" w:hanging="360"/>
       </w:pPr>
-      <w:rPr/>
     </w:lvl>
     <w:lvl w:ilvl="8">
       <w:start w:val="1"/>
@@ -2326,10 +2154,12 @@
         </w:tabs>
         <w:ind w:left="6480" w:hanging="180"/>
       </w:pPr>
-      <w:rPr/>
     </w:lvl>
   </w:abstractNum>
-  <w:abstractNum w:abstractNumId="2">
+  <w:abstractNum w:abstractNumId="1" w15:restartNumberingAfterBreak="0">
+    <w:nsid w:val="70634F57"/>
+    <w:multiLevelType w:val="multilevel"/>
+    <w:tmpl w:val="19449104"/>
     <w:lvl w:ilvl="0">
       <w:start w:val="1"/>
       <w:numFmt w:val="none"/>
@@ -2340,7 +2170,7 @@
         <w:tabs>
           <w:tab w:val="num" w:pos="0"/>
         </w:tabs>
-        <w:ind w:left="0" w:hanging="0"/>
+        <w:ind w:left="0" w:firstLine="0"/>
       </w:pPr>
     </w:lvl>
     <w:lvl w:ilvl="1">
@@ -2353,7 +2183,7 @@
         <w:tabs>
           <w:tab w:val="num" w:pos="0"/>
         </w:tabs>
-        <w:ind w:left="0" w:hanging="0"/>
+        <w:ind w:left="0" w:firstLine="0"/>
       </w:pPr>
     </w:lvl>
     <w:lvl w:ilvl="2">
@@ -2366,7 +2196,7 @@
         <w:tabs>
           <w:tab w:val="num" w:pos="0"/>
         </w:tabs>
-        <w:ind w:left="0" w:hanging="0"/>
+        <w:ind w:left="0" w:firstLine="0"/>
       </w:pPr>
     </w:lvl>
     <w:lvl w:ilvl="3">
@@ -2379,7 +2209,7 @@
         <w:tabs>
           <w:tab w:val="num" w:pos="0"/>
         </w:tabs>
-        <w:ind w:left="0" w:hanging="0"/>
+        <w:ind w:left="0" w:firstLine="0"/>
       </w:pPr>
     </w:lvl>
     <w:lvl w:ilvl="4">
@@ -2392,7 +2222,7 @@
         <w:tabs>
           <w:tab w:val="num" w:pos="0"/>
         </w:tabs>
-        <w:ind w:left="0" w:hanging="0"/>
+        <w:ind w:left="0" w:firstLine="0"/>
       </w:pPr>
     </w:lvl>
     <w:lvl w:ilvl="5">
@@ -2405,7 +2235,7 @@
         <w:tabs>
           <w:tab w:val="num" w:pos="0"/>
         </w:tabs>
-        <w:ind w:left="0" w:hanging="0"/>
+        <w:ind w:left="0" w:firstLine="0"/>
       </w:pPr>
     </w:lvl>
     <w:lvl w:ilvl="6">
@@ -2418,7 +2248,7 @@
         <w:tabs>
           <w:tab w:val="num" w:pos="0"/>
         </w:tabs>
-        <w:ind w:left="0" w:hanging="0"/>
+        <w:ind w:left="0" w:firstLine="0"/>
       </w:pPr>
     </w:lvl>
     <w:lvl w:ilvl="7">
@@ -2431,7 +2261,7 @@
         <w:tabs>
           <w:tab w:val="num" w:pos="0"/>
         </w:tabs>
-        <w:ind w:left="0" w:hanging="0"/>
+        <w:ind w:left="0" w:firstLine="0"/>
       </w:pPr>
     </w:lvl>
     <w:lvl w:ilvl="8">
@@ -2444,25 +2274,25 @@
         <w:tabs>
           <w:tab w:val="num" w:pos="0"/>
         </w:tabs>
-        <w:ind w:left="0" w:hanging="0"/>
+        <w:ind w:left="0" w:firstLine="0"/>
       </w:pPr>
     </w:lvl>
   </w:abstractNum>
-  <w:num w:numId="1">
+  <w:num w:numId="1" w16cid:durableId="1208906304">
+    <w:abstractNumId w:val="0"/>
+  </w:num>
+  <w:num w:numId="2" w16cid:durableId="353774952">
     <w:abstractNumId w:val="1"/>
-  </w:num>
-  <w:num w:numId="2">
-    <w:abstractNumId w:val="2"/>
   </w:num>
 </w:numbering>
 </file>
 
 <file path=word/styles.xml><?xml version="1.0" encoding="utf-8"?>
-<w:styles xmlns:w="http://schemas.openxmlformats.org/wordprocessingml/2006/main" xmlns:w14="http://schemas.microsoft.com/office/word/2010/wordml" xmlns:mc="http://schemas.openxmlformats.org/markup-compatibility/2006" mc:Ignorable="w14">
+<w:styles xmlns:mc="http://schemas.openxmlformats.org/markup-compatibility/2006" xmlns:r="http://schemas.openxmlformats.org/officeDocument/2006/relationships" xmlns:w="http://schemas.openxmlformats.org/wordprocessingml/2006/main" xmlns:w14="http://schemas.microsoft.com/office/word/2010/wordml" xmlns:w15="http://schemas.microsoft.com/office/word/2012/wordml" xmlns:w16cex="http://schemas.microsoft.com/office/word/2018/wordml/cex" xmlns:w16cid="http://schemas.microsoft.com/office/word/2016/wordml/cid" xmlns:w16="http://schemas.microsoft.com/office/word/2018/wordml" xmlns:w16sdtdh="http://schemas.microsoft.com/office/word/2020/wordml/sdtdatahash" xmlns:w16se="http://schemas.microsoft.com/office/word/2015/wordml/symex" mc:Ignorable="w14 w15 w16se w16cid w16 w16cex w16sdtdh">
   <w:docDefaults>
     <w:rPrDefault>
       <w:rPr>
-        <w:rFonts w:ascii="Calibri" w:hAnsi="Calibri" w:eastAsia="Calibri" w:cs="" w:asciiTheme="minorHAnsi" w:cstheme="minorBidi" w:eastAsiaTheme="minorHAnsi" w:hAnsiTheme="minorHAnsi"/>
+        <w:rFonts w:asciiTheme="minorHAnsi" w:eastAsiaTheme="minorHAnsi" w:hAnsiTheme="minorHAnsi" w:cstheme="minorBidi"/>
         <w:sz w:val="22"/>
         <w:szCs w:val="22"/>
         <w:lang w:val="ru-RU" w:eastAsia="en-US" w:bidi="ar-SA"/>
@@ -2470,21 +2300,21 @@
     </w:rPrDefault>
     <w:pPrDefault>
       <w:pPr>
-        <w:suppressAutoHyphens w:val="true"/>
+        <w:suppressAutoHyphens/>
       </w:pPr>
     </w:pPrDefault>
   </w:docDefaults>
   <w:latentStyles w:defLockedState="0" w:defUIPriority="99" w:defSemiHidden="0" w:defUnhideWhenUsed="0" w:defQFormat="0" w:count="376">
     <w:lsdException w:name="Normal" w:uiPriority="0" w:qFormat="1"/>
     <w:lsdException w:name="heading 1" w:uiPriority="9" w:qFormat="1"/>
-    <w:lsdException w:name="heading 2" w:uiPriority="9" w:semiHidden="1" w:unhideWhenUsed="1" w:qFormat="1"/>
-    <w:lsdException w:name="heading 3" w:uiPriority="9" w:semiHidden="1" w:unhideWhenUsed="1" w:qFormat="1"/>
-    <w:lsdException w:name="heading 4" w:uiPriority="9" w:semiHidden="1" w:unhideWhenUsed="1" w:qFormat="1"/>
-    <w:lsdException w:name="heading 5" w:uiPriority="9" w:semiHidden="1" w:unhideWhenUsed="1" w:qFormat="1"/>
-    <w:lsdException w:name="heading 6" w:uiPriority="9" w:semiHidden="1" w:unhideWhenUsed="1" w:qFormat="1"/>
-    <w:lsdException w:name="heading 7" w:uiPriority="9" w:semiHidden="1" w:unhideWhenUsed="1" w:qFormat="1"/>
-    <w:lsdException w:name="heading 8" w:uiPriority="9" w:semiHidden="1" w:unhideWhenUsed="1" w:qFormat="1"/>
-    <w:lsdException w:name="heading 9" w:uiPriority="9" w:semiHidden="1" w:unhideWhenUsed="1" w:qFormat="1"/>
+    <w:lsdException w:name="heading 2" w:semiHidden="1" w:uiPriority="9" w:unhideWhenUsed="1" w:qFormat="1"/>
+    <w:lsdException w:name="heading 3" w:semiHidden="1" w:uiPriority="9" w:unhideWhenUsed="1" w:qFormat="1"/>
+    <w:lsdException w:name="heading 4" w:semiHidden="1" w:uiPriority="9" w:unhideWhenUsed="1" w:qFormat="1"/>
+    <w:lsdException w:name="heading 5" w:semiHidden="1" w:uiPriority="9" w:unhideWhenUsed="1" w:qFormat="1"/>
+    <w:lsdException w:name="heading 6" w:semiHidden="1" w:uiPriority="9" w:unhideWhenUsed="1" w:qFormat="1"/>
+    <w:lsdException w:name="heading 7" w:semiHidden="1" w:uiPriority="9" w:unhideWhenUsed="1" w:qFormat="1"/>
+    <w:lsdException w:name="heading 8" w:semiHidden="1" w:uiPriority="9" w:unhideWhenUsed="1" w:qFormat="1"/>
+    <w:lsdException w:name="heading 9" w:semiHidden="1" w:uiPriority="9" w:unhideWhenUsed="1" w:qFormat="1"/>
     <w:lsdException w:name="index 1" w:semiHidden="1" w:unhideWhenUsed="1"/>
     <w:lsdException w:name="index 2" w:semiHidden="1" w:unhideWhenUsed="1"/>
     <w:lsdException w:name="index 3" w:semiHidden="1" w:unhideWhenUsed="1"/>
@@ -2494,22 +2324,22 @@
     <w:lsdException w:name="index 7" w:semiHidden="1" w:unhideWhenUsed="1"/>
     <w:lsdException w:name="index 8" w:semiHidden="1" w:unhideWhenUsed="1"/>
     <w:lsdException w:name="index 9" w:semiHidden="1" w:unhideWhenUsed="1"/>
-    <w:lsdException w:name="toc 1" w:uiPriority="39" w:semiHidden="1" w:unhideWhenUsed="1"/>
-    <w:lsdException w:name="toc 2" w:uiPriority="39" w:semiHidden="1" w:unhideWhenUsed="1"/>
-    <w:lsdException w:name="toc 3" w:uiPriority="39" w:semiHidden="1" w:unhideWhenUsed="1"/>
-    <w:lsdException w:name="toc 4" w:uiPriority="39" w:semiHidden="1" w:unhideWhenUsed="1"/>
-    <w:lsdException w:name="toc 5" w:uiPriority="39" w:semiHidden="1" w:unhideWhenUsed="1"/>
-    <w:lsdException w:name="toc 6" w:uiPriority="39" w:semiHidden="1" w:unhideWhenUsed="1"/>
-    <w:lsdException w:name="toc 7" w:uiPriority="39" w:semiHidden="1" w:unhideWhenUsed="1"/>
-    <w:lsdException w:name="toc 8" w:uiPriority="39" w:semiHidden="1" w:unhideWhenUsed="1"/>
-    <w:lsdException w:name="toc 9" w:uiPriority="39" w:semiHidden="1" w:unhideWhenUsed="1"/>
+    <w:lsdException w:name="toc 1" w:semiHidden="1" w:uiPriority="39" w:unhideWhenUsed="1"/>
+    <w:lsdException w:name="toc 2" w:semiHidden="1" w:uiPriority="39" w:unhideWhenUsed="1"/>
+    <w:lsdException w:name="toc 3" w:semiHidden="1" w:uiPriority="39" w:unhideWhenUsed="1"/>
+    <w:lsdException w:name="toc 4" w:semiHidden="1" w:uiPriority="39" w:unhideWhenUsed="1"/>
+    <w:lsdException w:name="toc 5" w:semiHidden="1" w:uiPriority="39" w:unhideWhenUsed="1"/>
+    <w:lsdException w:name="toc 6" w:semiHidden="1" w:uiPriority="39" w:unhideWhenUsed="1"/>
+    <w:lsdException w:name="toc 7" w:semiHidden="1" w:uiPriority="39" w:unhideWhenUsed="1"/>
+    <w:lsdException w:name="toc 8" w:semiHidden="1" w:uiPriority="39" w:unhideWhenUsed="1"/>
+    <w:lsdException w:name="toc 9" w:semiHidden="1" w:uiPriority="39" w:unhideWhenUsed="1"/>
     <w:lsdException w:name="Normal Indent" w:semiHidden="1" w:unhideWhenUsed="1"/>
     <w:lsdException w:name="footnote text" w:semiHidden="1" w:unhideWhenUsed="1"/>
     <w:lsdException w:name="annotation text" w:semiHidden="1" w:unhideWhenUsed="1"/>
     <w:lsdException w:name="header" w:semiHidden="1" w:unhideWhenUsed="1"/>
     <w:lsdException w:name="footer" w:semiHidden="1" w:unhideWhenUsed="1"/>
     <w:lsdException w:name="index heading" w:semiHidden="1" w:unhideWhenUsed="1"/>
-    <w:lsdException w:name="caption" w:uiPriority="35" w:semiHidden="1" w:unhideWhenUsed="1" w:qFormat="1"/>
+    <w:lsdException w:name="caption" w:semiHidden="1" w:uiPriority="35" w:unhideWhenUsed="1" w:qFormat="1"/>
     <w:lsdException w:name="table of figures" w:semiHidden="1" w:unhideWhenUsed="1"/>
     <w:lsdException w:name="envelope address" w:semiHidden="1" w:unhideWhenUsed="1"/>
     <w:lsdException w:name="envelope return" w:semiHidden="1" w:unhideWhenUsed="1"/>
@@ -2540,7 +2370,7 @@
     <w:lsdException w:name="Title" w:uiPriority="10" w:qFormat="1"/>
     <w:lsdException w:name="Closing" w:semiHidden="1" w:unhideWhenUsed="1"/>
     <w:lsdException w:name="Signature" w:semiHidden="1" w:unhideWhenUsed="1"/>
-    <w:lsdException w:name="Default Paragraph Font" w:uiPriority="1" w:semiHidden="1" w:unhideWhenUsed="1"/>
+    <w:lsdException w:name="Default Paragraph Font" w:semiHidden="1" w:uiPriority="1" w:unhideWhenUsed="1"/>
     <w:lsdException w:name="Body Text" w:semiHidden="1" w:unhideWhenUsed="1"/>
     <w:lsdException w:name="Body Text Indent" w:semiHidden="1" w:unhideWhenUsed="1"/>
     <w:lsdException w:name="List Continue" w:semiHidden="1" w:unhideWhenUsed="1"/>
@@ -2740,8 +2570,8 @@
     <w:lsdException w:name="Subtle Reference" w:uiPriority="31" w:qFormat="1"/>
     <w:lsdException w:name="Intense Reference" w:uiPriority="32" w:qFormat="1"/>
     <w:lsdException w:name="Book Title" w:uiPriority="33" w:qFormat="1"/>
-    <w:lsdException w:name="Bibliography" w:uiPriority="37" w:semiHidden="1" w:unhideWhenUsed="1"/>
-    <w:lsdException w:name="TOC Heading" w:uiPriority="39" w:semiHidden="1" w:unhideWhenUsed="1" w:qFormat="1"/>
+    <w:lsdException w:name="Bibliography" w:semiHidden="1" w:uiPriority="37" w:unhideWhenUsed="1"/>
+    <w:lsdException w:name="TOC Heading" w:semiHidden="1" w:uiPriority="39" w:unhideWhenUsed="1" w:qFormat="1"/>
     <w:lsdException w:name="Plain Table 1" w:uiPriority="41"/>
     <w:lsdException w:name="Plain Table 2" w:uiPriority="42"/>
     <w:lsdException w:name="Plain Table 3" w:uiPriority="43"/>
@@ -2852,67 +2682,72 @@
     <w:lsdException w:name="Unresolved Mention" w:semiHidden="1" w:unhideWhenUsed="1"/>
     <w:lsdException w:name="Smart Link" w:semiHidden="1" w:unhideWhenUsed="1"/>
   </w:latentStyles>
-  <w:style w:type="paragraph" w:styleId="Normal" w:default="1">
+  <w:style w:type="paragraph" w:default="1" w:styleId="a">
     <w:name w:val="Normal"/>
     <w:qFormat/>
     <w:pPr>
-      <w:widowControl/>
-      <w:suppressAutoHyphens w:val="true"/>
-      <w:bidi w:val="0"/>
-      <w:spacing w:lineRule="auto" w:line="276" w:before="0" w:after="200"/>
-      <w:jc w:val="left"/>
+      <w:spacing w:after="200" w:line="276" w:lineRule="auto"/>
     </w:pPr>
-    <w:rPr>
-      <w:rFonts w:ascii="Calibri" w:hAnsi="Calibri" w:eastAsia="Calibri" w:cs="" w:asciiTheme="minorHAnsi" w:cstheme="minorBidi" w:eastAsiaTheme="minorHAnsi" w:hAnsiTheme="minorHAnsi"/>
-      <w:color w:val="auto"/>
-      <w:kern w:val="0"/>
-      <w:sz w:val="22"/>
-      <w:szCs w:val="22"/>
-      <w:lang w:val="ru-RU" w:eastAsia="en-US" w:bidi="ar-SA"/>
-    </w:rPr>
   </w:style>
-  <w:style w:type="character" w:styleId="DefaultParagraphFont" w:default="1">
+  <w:style w:type="character" w:default="1" w:styleId="a0">
     <w:name w:val="Default Paragraph Font"/>
     <w:uiPriority w:val="1"/>
     <w:semiHidden/>
     <w:unhideWhenUsed/>
-    <w:qFormat/>
-    <w:rPr/>
   </w:style>
-  <w:style w:type="paragraph" w:styleId="Style14">
-    <w:name w:val="Заголовок"/>
-    <w:basedOn w:val="Normal"/>
-    <w:next w:val="BodyText"/>
+  <w:style w:type="table" w:default="1" w:styleId="a1">
+    <w:name w:val="Normal Table"/>
+    <w:uiPriority w:val="99"/>
+    <w:semiHidden/>
+    <w:unhideWhenUsed/>
+    <w:tblPr>
+      <w:tblInd w:w="0" w:type="dxa"/>
+      <w:tblCellMar>
+        <w:top w:w="0" w:type="dxa"/>
+        <w:left w:w="108" w:type="dxa"/>
+        <w:bottom w:w="0" w:type="dxa"/>
+        <w:right w:w="108" w:type="dxa"/>
+      </w:tblCellMar>
+    </w:tblPr>
+  </w:style>
+  <w:style w:type="numbering" w:default="1" w:styleId="a2">
+    <w:name w:val="No List"/>
+    <w:uiPriority w:val="99"/>
+    <w:semiHidden/>
+    <w:unhideWhenUsed/>
+  </w:style>
+  <w:style w:type="paragraph" w:styleId="a3">
+    <w:name w:val="Title"/>
+    <w:basedOn w:val="a"/>
+    <w:next w:val="a4"/>
     <w:qFormat/>
     <w:pPr>
-      <w:keepNext w:val="true"/>
+      <w:keepNext/>
       <w:spacing w:before="240" w:after="120"/>
     </w:pPr>
     <w:rPr>
-      <w:rFonts w:ascii="Liberation Sans" w:hAnsi="Liberation Sans" w:eastAsia="Noto Sans CJK SC" w:cs="Noto Sans Devanagari"/>
+      <w:rFonts w:ascii="Liberation Sans" w:eastAsia="Noto Sans CJK SC" w:hAnsi="Liberation Sans" w:cs="Noto Sans Devanagari"/>
       <w:sz w:val="28"/>
       <w:szCs w:val="28"/>
     </w:rPr>
   </w:style>
-  <w:style w:type="paragraph" w:styleId="BodyText">
+  <w:style w:type="paragraph" w:styleId="a4">
     <w:name w:val="Body Text"/>
-    <w:basedOn w:val="Normal"/>
+    <w:basedOn w:val="a"/>
     <w:pPr>
-      <w:spacing w:lineRule="auto" w:line="276" w:before="0" w:after="140"/>
+      <w:spacing w:after="140"/>
     </w:pPr>
-    <w:rPr/>
   </w:style>
-  <w:style w:type="paragraph" w:styleId="List">
+  <w:style w:type="paragraph" w:styleId="a5">
     <w:name w:val="List"/>
-    <w:basedOn w:val="BodyText"/>
-    <w:pPr/>
+    <w:basedOn w:val="a4"/>
     <w:rPr>
       <w:rFonts w:cs="Noto Sans Devanagari"/>
     </w:rPr>
   </w:style>
-  <w:style w:type="paragraph" w:styleId="Caption">
+  <w:style w:type="paragraph" w:styleId="a6">
     <w:name w:val="caption"/>
-    <w:basedOn w:val="Normal"/>
+    <w:basedOn w:val="a"/>
     <w:qFormat/>
     <w:pPr>
       <w:suppressLineNumbers/>
@@ -2926,9 +2761,9 @@
       <w:szCs w:val="24"/>
     </w:rPr>
   </w:style>
-  <w:style w:type="paragraph" w:styleId="Style15">
-    <w:name w:val="Указатель"/>
-    <w:basedOn w:val="Normal"/>
+  <w:style w:type="paragraph" w:styleId="a7">
+    <w:name w:val="index heading"/>
+    <w:basedOn w:val="a"/>
     <w:qFormat/>
     <w:pPr>
       <w:suppressLineNumbers/>
@@ -2937,24 +2772,24 @@
       <w:rFonts w:cs="Noto Sans Devanagari"/>
     </w:rPr>
   </w:style>
-  <w:style w:type="paragraph" w:styleId="user">
+  <w:style w:type="paragraph" w:customStyle="1" w:styleId="user">
     <w:name w:val="Заголовок (user)"/>
-    <w:basedOn w:val="Normal"/>
-    <w:next w:val="BodyText"/>
+    <w:basedOn w:val="a"/>
+    <w:next w:val="a4"/>
     <w:qFormat/>
     <w:pPr>
-      <w:keepNext w:val="true"/>
+      <w:keepNext/>
       <w:spacing w:before="240" w:after="120"/>
     </w:pPr>
     <w:rPr>
-      <w:rFonts w:ascii="Liberation Sans" w:hAnsi="Liberation Sans" w:eastAsia="Noto Sans CJK SC" w:cs="Noto Sans Devanagari"/>
+      <w:rFonts w:ascii="Liberation Sans" w:eastAsia="Noto Sans CJK SC" w:hAnsi="Liberation Sans" w:cs="Noto Sans Devanagari"/>
       <w:sz w:val="28"/>
       <w:szCs w:val="28"/>
     </w:rPr>
   </w:style>
-  <w:style w:type="paragraph" w:styleId="user1">
+  <w:style w:type="paragraph" w:customStyle="1" w:styleId="user0">
     <w:name w:val="Указатель (user)"/>
-    <w:basedOn w:val="Normal"/>
+    <w:basedOn w:val="a"/>
     <w:qFormat/>
     <w:pPr>
       <w:suppressLineNumbers/>
@@ -2963,35 +2798,31 @@
       <w:rFonts w:cs="Noto Sans Devanagari"/>
     </w:rPr>
   </w:style>
-  <w:style w:type="paragraph" w:styleId="ListParagraph">
+  <w:style w:type="paragraph" w:styleId="a8">
     <w:name w:val="List Paragraph"/>
-    <w:basedOn w:val="Normal"/>
+    <w:basedOn w:val="a"/>
     <w:uiPriority w:val="34"/>
     <w:qFormat/>
-    <w:rsid w:val="00c61c4e"/>
+    <w:rsid w:val="00C61C4E"/>
     <w:pPr>
-      <w:spacing w:before="0" w:after="200"/>
       <w:ind w:left="720"/>
       <w:contextualSpacing/>
     </w:pPr>
-    <w:rPr/>
   </w:style>
-  <w:style w:type="paragraph" w:styleId="user2">
+  <w:style w:type="paragraph" w:customStyle="1" w:styleId="user1">
     <w:name w:val="Содержимое таблицы (user)"/>
-    <w:basedOn w:val="Normal"/>
+    <w:basedOn w:val="a"/>
     <w:qFormat/>
     <w:pPr>
-      <w:widowControl w:val="false"/>
+      <w:widowControl w:val="0"/>
       <w:suppressLineNumbers/>
     </w:pPr>
-    <w:rPr/>
   </w:style>
-  <w:style w:type="paragraph" w:styleId="user3">
+  <w:style w:type="paragraph" w:customStyle="1" w:styleId="user2">
     <w:name w:val="Заголовок таблицы (user)"/>
-    <w:basedOn w:val="user2"/>
+    <w:basedOn w:val="user1"/>
     <w:qFormat/>
     <w:pPr>
-      <w:suppressLineNumbers/>
       <w:jc w:val="center"/>
     </w:pPr>
     <w:rPr>
@@ -2999,43 +2830,26 @@
       <w:bCs/>
     </w:rPr>
   </w:style>
-  <w:style w:type="numbering" w:styleId="user4" w:default="1">
+  <w:style w:type="numbering" w:customStyle="1" w:styleId="user3">
     <w:name w:val="Без списка (user)"/>
     <w:uiPriority w:val="99"/>
     <w:semiHidden/>
     <w:unhideWhenUsed/>
     <w:qFormat/>
   </w:style>
-  <w:style w:type="table" w:default="1" w:styleId="a1">
-    <w:name w:val="Normal Table"/>
-    <w:uiPriority w:val="99"/>
-    <w:semiHidden/>
-    <w:unhideWhenUsed/>
-    <w:tblPr>
-      <w:tblCellMar>
-        <w:top w:w="0" w:type="dxa"/>
-        <w:left w:w="108" w:type="dxa"/>
-        <w:bottom w:w="0" w:type="dxa"/>
-        <w:right w:w="108" w:type="dxa"/>
-      </w:tblCellMar>
-    </w:tblPr>
-  </w:style>
-  <w:style w:type="table" w:styleId="a3">
+  <w:style w:type="table" w:styleId="a9">
     <w:name w:val="Table Grid"/>
     <w:basedOn w:val="a1"/>
     <w:uiPriority w:val="59"/>
-    <w:rsid w:val="00c61c4e"/>
-    <w:pPr>
-      <w:spacing w:after="0" w:line="240" w:lineRule="auto"/>
-    </w:pPr>
+    <w:rsid w:val="00C61C4E"/>
     <w:tblPr>
       <w:tblBorders>
-        <w:top w:val="single" w:color="auto" w:sz="4" w:space="0"/>
-        <w:left w:val="single" w:color="auto" w:sz="4" w:space="0"/>
-        <w:bottom w:val="single" w:color="auto" w:sz="4" w:space="0"/>
-        <w:right w:val="single" w:color="auto" w:sz="4" w:space="0"/>
-        <w:insideH w:val="single" w:color="auto" w:sz="4" w:space="0"/>
-        <w:insideV w:val="single" w:color="auto" w:sz="4" w:space="0"/>
+        <w:top w:val="single" w:sz="4" w:space="0" w:color="auto"/>
+        <w:left w:val="single" w:sz="4" w:space="0" w:color="auto"/>
+        <w:bottom w:val="single" w:sz="4" w:space="0" w:color="auto"/>
+        <w:right w:val="single" w:sz="4" w:space="0" w:color="auto"/>
+        <w:insideH w:val="single" w:sz="4" w:space="0" w:color="auto"/>
+        <w:insideV w:val="single" w:sz="4" w:space="0" w:color="auto"/>
       </w:tblBorders>
     </w:tblPr>
   </w:style>
@@ -3043,10 +2857,7 @@
     <w:name w:val="Сетка таблицы1"/>
     <w:basedOn w:val="a1"/>
     <w:uiPriority w:val="99"/>
-    <w:rsid w:val="00c61c4e"/>
-    <w:pPr>
-      <w:spacing w:after="0" w:line="240" w:lineRule="auto"/>
-    </w:pPr>
+    <w:rsid w:val="00C61C4E"/>
     <w:rPr>
       <w:sz w:val="20"/>
       <w:szCs w:val="20"/>
@@ -3054,12 +2865,12 @@
     </w:rPr>
     <w:tblPr>
       <w:tblBorders>
-        <w:top w:val="single" w:color="auto" w:sz="4" w:space="0"/>
-        <w:left w:val="single" w:color="auto" w:sz="4" w:space="0"/>
-        <w:bottom w:val="single" w:color="auto" w:sz="4" w:space="0"/>
-        <w:right w:val="single" w:color="auto" w:sz="4" w:space="0"/>
-        <w:insideH w:val="single" w:color="auto" w:sz="4" w:space="0"/>
-        <w:insideV w:val="single" w:color="auto" w:sz="4" w:space="0"/>
+        <w:top w:val="single" w:sz="4" w:space="0" w:color="auto"/>
+        <w:left w:val="single" w:sz="4" w:space="0" w:color="auto"/>
+        <w:bottom w:val="single" w:sz="4" w:space="0" w:color="auto"/>
+        <w:right w:val="single" w:sz="4" w:space="0" w:color="auto"/>
+        <w:insideH w:val="single" w:sz="4" w:space="0" w:color="auto"/>
+        <w:insideV w:val="single" w:sz="4" w:space="0" w:color="auto"/>
       </w:tblBorders>
     </w:tblPr>
   </w:style>
@@ -3067,41 +2878,41 @@
 </file>
 
 <file path=word/theme/theme1.xml><?xml version="1.0" encoding="utf-8"?>
-<a:theme xmlns:a="http://schemas.openxmlformats.org/drawingml/2006/main" xmlns:r="http://schemas.openxmlformats.org/officeDocument/2006/relationships" name="Тема Office">
+<a:theme xmlns:a="http://schemas.openxmlformats.org/drawingml/2006/main" name="Тема Office">
   <a:themeElements>
     <a:clrScheme name="Стандартная">
       <a:dk1>
         <a:srgbClr val="000000"/>
       </a:dk1>
       <a:lt1>
-        <a:srgbClr val="ffffff"/>
+        <a:srgbClr val="FFFFFF"/>
       </a:lt1>
       <a:dk2>
-        <a:srgbClr val="1f497d"/>
+        <a:srgbClr val="1F497D"/>
       </a:dk2>
       <a:lt2>
-        <a:srgbClr val="eeece1"/>
+        <a:srgbClr val="EEECE1"/>
       </a:lt2>
       <a:accent1>
-        <a:srgbClr val="4f81bd"/>
+        <a:srgbClr val="4F81BD"/>
       </a:accent1>
       <a:accent2>
-        <a:srgbClr val="c0504d"/>
+        <a:srgbClr val="C0504D"/>
       </a:accent2>
       <a:accent3>
-        <a:srgbClr val="9bbb59"/>
+        <a:srgbClr val="9BBB59"/>
       </a:accent3>
       <a:accent4>
-        <a:srgbClr val="8064a2"/>
+        <a:srgbClr val="8064A2"/>
       </a:accent4>
       <a:accent5>
-        <a:srgbClr val="4bacc6"/>
+        <a:srgbClr val="4BACC6"/>
       </a:accent5>
       <a:accent6>
-        <a:srgbClr val="f79646"/>
+        <a:srgbClr val="F79646"/>
       </a:accent6>
       <a:hlink>
-        <a:srgbClr val="0000ff"/>
+        <a:srgbClr val="0000FF"/>
       </a:hlink>
       <a:folHlink>
         <a:srgbClr val="800080"/>
@@ -3109,12 +2920,12 @@
     </a:clrScheme>
     <a:fontScheme name="Стандартная">
       <a:majorFont>
-        <a:latin typeface="Cambria" pitchFamily="0" charset="1"/>
+        <a:latin typeface="Cambria"/>
         <a:ea typeface=""/>
         <a:cs typeface=""/>
       </a:majorFont>
       <a:minorFont>
-        <a:latin typeface="Calibri" pitchFamily="0" charset="1"/>
+        <a:latin typeface="Calibri"/>
         <a:ea typeface=""/>
         <a:cs typeface=""/>
       </a:minorFont>
@@ -3143,7 +2954,7 @@
             </a:gs>
           </a:gsLst>
           <a:lin ang="16200000" scaled="1"/>
-          <a:tileRect l="0" t="0" r="0" b="0"/>
+          <a:tileRect/>
         </a:gradFill>
         <a:gradFill>
           <a:gsLst>
@@ -3164,7 +2975,7 @@
             </a:gs>
           </a:gsLst>
           <a:lin ang="16200000" scaled="0"/>
-          <a:tileRect l="0" t="0" r="0" b="0"/>
+          <a:tileRect/>
         </a:gradFill>
       </a:fillStyleLst>
       <a:lnStyleLst>
@@ -3215,7 +3026,7 @@
           <a:path path="circle">
             <a:fillToRect l="50000" t="-80000" r="50000" b="180000"/>
           </a:path>
-          <a:tileRect l="0" t="0" r="0" b="0"/>
+          <a:tileRect/>
         </a:gradFill>
         <a:gradFill>
           <a:gsLst>
@@ -3233,11 +3044,13 @@
           <a:path path="circle">
             <a:fillToRect l="50000" t="50000" r="50000" b="50000"/>
           </a:path>
-          <a:tileRect l="0" t="0" r="0" b="0"/>
+          <a:tileRect/>
         </a:gradFill>
       </a:bgFillStyleLst>
     </a:fmtScheme>
   </a:themeElements>
+  <a:objectDefaults/>
+  <a:extraClrSchemeLst/>
 </a:theme>
 </file>
 
